--- a/Exercise/he_thong_so_thi_nghiem_bao_cao_that_lab_5.docx
+++ b/Exercise/he_thong_so_thi_nghiem_bao_cao_that_lab_5.docx
@@ -2564,18 +2564,7 @@
               <w:sz w:val="30"/>
               <w:szCs w:val="30"/>
             </w:rPr>
-            <m:t>+Q1∙Q0</m:t>
-          </m:r>
-          <m:r>
-            <m:rPr>
-              <m:sty m:val="p"/>
-            </m:rPr>
-            <w:rPr>
-              <w:rFonts w:ascii="Cambria Math" w:hAnsi="Cambria Math" w:cs="Times New Roman"/>
-              <w:sz w:val="30"/>
-              <w:szCs w:val="30"/>
-            </w:rPr>
-            <m:t>=</m:t>
+            <m:t>+Q1∙Q0=</m:t>
           </m:r>
           <m:acc>
             <m:accPr>
@@ -2599,32 +2588,29 @@
                   <w:sz w:val="30"/>
                   <w:szCs w:val="30"/>
                 </w:rPr>
-                <m:t>Q1</m:t>
-              </m:r>
-              <m:r>
-                <m:rPr>
-                  <m:sty m:val="p"/>
-                </m:rPr>
-                <w:rPr>
-                  <w:rFonts w:ascii="Cambria Math" w:hAnsi="Cambria Math" w:cs="Times New Roman"/>
-                  <w:sz w:val="30"/>
-                  <w:szCs w:val="30"/>
-                </w:rPr>
-                <m:t>⨁</m:t>
-              </m:r>
-              <m:r>
-                <m:rPr>
-                  <m:sty m:val="p"/>
-                </m:rPr>
-                <w:rPr>
-                  <w:rFonts w:ascii="Cambria Math" w:hAnsi="Cambria Math" w:cs="Times New Roman"/>
-                  <w:sz w:val="30"/>
-                  <w:szCs w:val="30"/>
-                </w:rPr>
                 <m:t>Q0</m:t>
               </m:r>
             </m:e>
           </m:acc>
+          <m:r>
+            <w:rPr>
+              <w:rFonts w:ascii="Cambria Math" w:hAnsi="Cambria Math" w:cs="Times New Roman"/>
+              <w:sz w:val="30"/>
+              <w:szCs w:val="30"/>
+            </w:rPr>
+            <m:t>⊕</m:t>
+          </m:r>
+          <m:r>
+            <m:rPr>
+              <m:sty m:val="p"/>
+            </m:rPr>
+            <w:rPr>
+              <w:rFonts w:ascii="Cambria Math" w:hAnsi="Cambria Math" w:cs="Times New Roman"/>
+              <w:sz w:val="30"/>
+              <w:szCs w:val="30"/>
+            </w:rPr>
+            <m:t>Q1</m:t>
+          </m:r>
         </m:oMath>
       </m:oMathPara>
     </w:p>
@@ -2651,29 +2637,7 @@
               <w:sz w:val="30"/>
               <w:szCs w:val="30"/>
             </w:rPr>
-            <m:t>D</m:t>
-          </m:r>
-          <m:r>
-            <m:rPr>
-              <m:sty m:val="p"/>
-            </m:rPr>
-            <w:rPr>
-              <w:rFonts w:ascii="Cambria Math" w:hAnsi="Cambria Math" w:cs="Times New Roman"/>
-              <w:sz w:val="30"/>
-              <w:szCs w:val="30"/>
-            </w:rPr>
-            <m:t>0</m:t>
-          </m:r>
-          <m:r>
-            <m:rPr>
-              <m:sty m:val="p"/>
-            </m:rPr>
-            <w:rPr>
-              <w:rFonts w:ascii="Cambria Math" w:hAnsi="Cambria Math" w:cs="Times New Roman"/>
-              <w:sz w:val="30"/>
-              <w:szCs w:val="30"/>
-            </w:rPr>
-            <m:t>=</m:t>
+            <m:t>D0=</m:t>
           </m:r>
           <m:acc>
             <m:accPr>
@@ -2697,18 +2661,7 @@
                   <w:sz w:val="30"/>
                   <w:szCs w:val="30"/>
                 </w:rPr>
-                <m:t>Q</m:t>
-              </m:r>
-              <m:r>
-                <m:rPr>
-                  <m:sty m:val="p"/>
-                </m:rPr>
-                <w:rPr>
-                  <w:rFonts w:ascii="Cambria Math" w:hAnsi="Cambria Math" w:cs="Times New Roman"/>
-                  <w:sz w:val="30"/>
-                  <w:szCs w:val="30"/>
-                </w:rPr>
-                <m:t>0</m:t>
+                <m:t>Q0</m:t>
               </m:r>
             </m:e>
           </m:acc>
@@ -2782,10 +2735,10 @@
         </w:rPr>
         <w:lastRenderedPageBreak/>
         <w:drawing>
-          <wp:inline distT="0" distB="0" distL="0" distR="0" wp14:anchorId="2DD30C18" wp14:editId="05EAAF6A">
-            <wp:extent cx="4004734" cy="3995222"/>
-            <wp:effectExtent l="0" t="0" r="0" b="5715"/>
-            <wp:docPr id="1367370422" name="Picture 1"/>
+          <wp:inline distT="0" distB="0" distL="0" distR="0" wp14:anchorId="1536FD7D" wp14:editId="2859235C">
+            <wp:extent cx="4173886" cy="4133850"/>
+            <wp:effectExtent l="0" t="0" r="0" b="0"/>
+            <wp:docPr id="1133817920" name="Picture 1"/>
             <wp:cNvGraphicFramePr>
               <a:graphicFrameLocks xmlns:a="http://schemas.openxmlformats.org/drawingml/2006/main" noChangeAspect="1"/>
             </wp:cNvGraphicFramePr>
@@ -2793,7 +2746,7 @@
               <a:graphicData uri="http://schemas.openxmlformats.org/drawingml/2006/picture">
                 <pic:pic xmlns:pic="http://schemas.openxmlformats.org/drawingml/2006/picture">
                   <pic:nvPicPr>
-                    <pic:cNvPr id="1367370422" name=""/>
+                    <pic:cNvPr id="1133817920" name=""/>
                     <pic:cNvPicPr/>
                   </pic:nvPicPr>
                   <pic:blipFill>
@@ -2805,7 +2758,7 @@
                   <pic:spPr>
                     <a:xfrm>
                       <a:off x="0" y="0"/>
-                      <a:ext cx="4008940" cy="3999418"/>
+                      <a:ext cx="4187946" cy="4147775"/>
                     </a:xfrm>
                     <a:prstGeom prst="rect">
                       <a:avLst/>
@@ -2955,7 +2908,7 @@
           <w:sz w:val="30"/>
           <w:szCs w:val="30"/>
         </w:rPr>
-        <w:t>1 cổng EX-NOR</w:t>
+        <w:t>1 cổng EX-OR</w:t>
       </w:r>
       <w:r>
         <w:rPr>
@@ -2979,7 +2932,15 @@
           <w:sz w:val="30"/>
           <w:szCs w:val="30"/>
         </w:rPr>
-        <w:t>74266</w:t>
+        <w:t>74</w:t>
+      </w:r>
+      <w:r>
+        <w:rPr>
+          <w:rFonts w:ascii="Times New Roman" w:hAnsi="Times New Roman" w:cs="Times New Roman"/>
+          <w:sz w:val="30"/>
+          <w:szCs w:val="30"/>
+        </w:rPr>
+        <w:t>86</w:t>
       </w:r>
       <w:r>
         <w:rPr>
@@ -2989,18 +2950,6 @@
         </w:rPr>
         <w:t>.</w:t>
       </w:r>
-    </w:p>
-    <w:p>
-      <w:pPr>
-        <w:pStyle w:val="ListParagraph"/>
-        <w:spacing w:line="276" w:lineRule="auto"/>
-        <w:jc w:val="left"/>
-        <w:rPr>
-          <w:rFonts w:ascii="Times New Roman" w:hAnsi="Times New Roman" w:cs="Times New Roman"/>
-          <w:sz w:val="30"/>
-          <w:szCs w:val="30"/>
-        </w:rPr>
-      </w:pPr>
     </w:p>
     <w:p>
       <w:pPr>
@@ -3021,10 +2970,10 @@
         </w:rPr>
         <w:lastRenderedPageBreak/>
         <w:drawing>
-          <wp:inline distT="0" distB="0" distL="0" distR="0" wp14:anchorId="33308543" wp14:editId="7931A15C">
-            <wp:extent cx="3488267" cy="4061841"/>
+          <wp:inline distT="0" distB="0" distL="0" distR="0" wp14:anchorId="7BFC35DD" wp14:editId="6ED63DA8">
+            <wp:extent cx="4215713" cy="4476750"/>
             <wp:effectExtent l="0" t="0" r="0" b="0"/>
-            <wp:docPr id="1846426188" name="Picture 1"/>
+            <wp:docPr id="318612110" name="Picture 1"/>
             <wp:cNvGraphicFramePr>
               <a:graphicFrameLocks xmlns:a="http://schemas.openxmlformats.org/drawingml/2006/main" noChangeAspect="1"/>
             </wp:cNvGraphicFramePr>
@@ -3032,7 +2981,7 @@
               <a:graphicData uri="http://schemas.openxmlformats.org/drawingml/2006/picture">
                 <pic:pic xmlns:pic="http://schemas.openxmlformats.org/drawingml/2006/picture">
                   <pic:nvPicPr>
-                    <pic:cNvPr id="1846426188" name=""/>
+                    <pic:cNvPr id="318612110" name=""/>
                     <pic:cNvPicPr/>
                   </pic:nvPicPr>
                   <pic:blipFill>
@@ -3044,7 +2993,7 @@
                   <pic:spPr>
                     <a:xfrm>
                       <a:off x="0" y="0"/>
-                      <a:ext cx="3504757" cy="4081043"/>
+                      <a:ext cx="4223812" cy="4485351"/>
                     </a:xfrm>
                     <a:prstGeom prst="rect">
                       <a:avLst/>
@@ -3347,6 +3296,14 @@
                 <w:szCs w:val="30"/>
               </w:rPr>
             </w:pPr>
+            <w:r>
+              <w:rPr>
+                <w:rFonts w:ascii="Times New Roman" w:hAnsi="Times New Roman" w:cs="Times New Roman"/>
+                <w:sz w:val="30"/>
+                <w:szCs w:val="30"/>
+              </w:rPr>
+              <w:t>5V</w:t>
+            </w:r>
           </w:p>
         </w:tc>
         <w:tc>
@@ -3369,6 +3326,22 @@
                 <w:szCs w:val="30"/>
               </w:rPr>
             </w:pPr>
+            <w:r>
+              <w:rPr>
+                <w:rFonts w:ascii="Times New Roman" w:hAnsi="Times New Roman" w:cs="Times New Roman"/>
+                <w:sz w:val="30"/>
+                <w:szCs w:val="30"/>
+              </w:rPr>
+              <w:t xml:space="preserve">Chân 1, 4, </w:t>
+            </w:r>
+            <w:r>
+              <w:rPr>
+                <w:rFonts w:ascii="Times New Roman" w:hAnsi="Times New Roman" w:cs="Times New Roman"/>
+                <w:sz w:val="30"/>
+                <w:szCs w:val="30"/>
+              </w:rPr>
+              <w:t>10, 13, 14 của IC 7474</w:t>
+            </w:r>
           </w:p>
         </w:tc>
         <w:tc>
@@ -3444,6 +3417,14 @@
                 <w:szCs w:val="30"/>
               </w:rPr>
             </w:pPr>
+            <w:r>
+              <w:rPr>
+                <w:rFonts w:ascii="Times New Roman" w:hAnsi="Times New Roman" w:cs="Times New Roman"/>
+                <w:sz w:val="30"/>
+                <w:szCs w:val="30"/>
+              </w:rPr>
+              <w:t>5V</w:t>
+            </w:r>
           </w:p>
         </w:tc>
         <w:tc>
@@ -3466,6 +3447,22 @@
                 <w:szCs w:val="30"/>
               </w:rPr>
             </w:pPr>
+            <w:r>
+              <w:rPr>
+                <w:rFonts w:ascii="Times New Roman" w:hAnsi="Times New Roman" w:cs="Times New Roman"/>
+                <w:sz w:val="30"/>
+                <w:szCs w:val="30"/>
+              </w:rPr>
+              <w:t>Chân 14 của IC 74</w:t>
+            </w:r>
+            <w:r>
+              <w:rPr>
+                <w:rFonts w:ascii="Times New Roman" w:hAnsi="Times New Roman" w:cs="Times New Roman"/>
+                <w:sz w:val="30"/>
+                <w:szCs w:val="30"/>
+              </w:rPr>
+              <w:t>86</w:t>
+            </w:r>
           </w:p>
         </w:tc>
         <w:tc>
@@ -3541,6 +3538,14 @@
                 <w:szCs w:val="30"/>
               </w:rPr>
             </w:pPr>
+            <w:r>
+              <w:rPr>
+                <w:rFonts w:ascii="Times New Roman" w:hAnsi="Times New Roman" w:cs="Times New Roman"/>
+                <w:sz w:val="30"/>
+                <w:szCs w:val="30"/>
+              </w:rPr>
+              <w:t>GND</w:t>
+            </w:r>
           </w:p>
         </w:tc>
         <w:tc>
@@ -3563,6 +3568,14 @@
                 <w:szCs w:val="30"/>
               </w:rPr>
             </w:pPr>
+            <w:r>
+              <w:rPr>
+                <w:rFonts w:ascii="Times New Roman" w:hAnsi="Times New Roman" w:cs="Times New Roman"/>
+                <w:sz w:val="30"/>
+                <w:szCs w:val="30"/>
+              </w:rPr>
+              <w:t>Chân 7 của IC 7474</w:t>
+            </w:r>
           </w:p>
         </w:tc>
         <w:tc>
@@ -3638,6 +3651,14 @@
                 <w:szCs w:val="30"/>
               </w:rPr>
             </w:pPr>
+            <w:r>
+              <w:rPr>
+                <w:rFonts w:ascii="Times New Roman" w:hAnsi="Times New Roman" w:cs="Times New Roman"/>
+                <w:sz w:val="30"/>
+                <w:szCs w:val="30"/>
+              </w:rPr>
+              <w:t>GND</w:t>
+            </w:r>
           </w:p>
         </w:tc>
         <w:tc>
@@ -3660,6 +3681,22 @@
                 <w:szCs w:val="30"/>
               </w:rPr>
             </w:pPr>
+            <w:r>
+              <w:rPr>
+                <w:rFonts w:ascii="Times New Roman" w:hAnsi="Times New Roman" w:cs="Times New Roman"/>
+                <w:sz w:val="30"/>
+                <w:szCs w:val="30"/>
+              </w:rPr>
+              <w:t>Chân 7 của IC 74</w:t>
+            </w:r>
+            <w:r>
+              <w:rPr>
+                <w:rFonts w:ascii="Times New Roman" w:hAnsi="Times New Roman" w:cs="Times New Roman"/>
+                <w:sz w:val="30"/>
+                <w:szCs w:val="30"/>
+              </w:rPr>
+              <w:t>86</w:t>
+            </w:r>
           </w:p>
         </w:tc>
         <w:tc>
@@ -3735,6 +3772,14 @@
                 <w:szCs w:val="30"/>
               </w:rPr>
             </w:pPr>
+            <w:r>
+              <w:rPr>
+                <w:rFonts w:ascii="Times New Roman" w:hAnsi="Times New Roman" w:cs="Times New Roman"/>
+                <w:sz w:val="30"/>
+                <w:szCs w:val="30"/>
+              </w:rPr>
+              <w:t>CLK0</w:t>
+            </w:r>
           </w:p>
         </w:tc>
         <w:tc>
@@ -3757,6 +3802,30 @@
                 <w:szCs w:val="30"/>
               </w:rPr>
             </w:pPr>
+            <w:r>
+              <w:rPr>
+                <w:rFonts w:ascii="Times New Roman" w:hAnsi="Times New Roman" w:cs="Times New Roman"/>
+                <w:sz w:val="30"/>
+                <w:szCs w:val="30"/>
+              </w:rPr>
+              <w:t>Chân 3</w:t>
+            </w:r>
+            <w:r>
+              <w:rPr>
+                <w:rFonts w:ascii="Times New Roman" w:hAnsi="Times New Roman" w:cs="Times New Roman"/>
+                <w:sz w:val="30"/>
+                <w:szCs w:val="30"/>
+              </w:rPr>
+              <w:t>, 11</w:t>
+            </w:r>
+            <w:r>
+              <w:rPr>
+                <w:rFonts w:ascii="Times New Roman" w:hAnsi="Times New Roman" w:cs="Times New Roman"/>
+                <w:sz w:val="30"/>
+                <w:szCs w:val="30"/>
+              </w:rPr>
+              <w:t xml:space="preserve"> của IC 7474</w:t>
+            </w:r>
           </w:p>
         </w:tc>
         <w:tc>
@@ -3832,6 +3901,14 @@
                 <w:szCs w:val="30"/>
               </w:rPr>
             </w:pPr>
+            <w:r>
+              <w:rPr>
+                <w:rFonts w:ascii="Times New Roman" w:hAnsi="Times New Roman" w:cs="Times New Roman"/>
+                <w:sz w:val="30"/>
+                <w:szCs w:val="30"/>
+              </w:rPr>
+              <w:t>Chân 2 của IC 7474</w:t>
+            </w:r>
           </w:p>
         </w:tc>
         <w:tc>
@@ -3854,6 +3931,14 @@
                 <w:szCs w:val="30"/>
               </w:rPr>
             </w:pPr>
+            <w:r>
+              <w:rPr>
+                <w:rFonts w:ascii="Times New Roman" w:hAnsi="Times New Roman" w:cs="Times New Roman"/>
+                <w:sz w:val="30"/>
+                <w:szCs w:val="30"/>
+              </w:rPr>
+              <w:t>Chân 6 của IC 7474</w:t>
+            </w:r>
           </w:p>
         </w:tc>
         <w:tc>
@@ -3908,6 +3993,7 @@
                 <w:sz w:val="30"/>
                 <w:szCs w:val="30"/>
               </w:rPr>
+              <w:lastRenderedPageBreak/>
               <w:t>7</w:t>
             </w:r>
           </w:p>
@@ -3929,6 +4015,30 @@
                 <w:szCs w:val="30"/>
               </w:rPr>
             </w:pPr>
+            <w:r>
+              <w:rPr>
+                <w:rFonts w:ascii="Times New Roman" w:hAnsi="Times New Roman" w:cs="Times New Roman"/>
+                <w:sz w:val="30"/>
+                <w:szCs w:val="30"/>
+              </w:rPr>
+              <w:t xml:space="preserve">Chân </w:t>
+            </w:r>
+            <w:r>
+              <w:rPr>
+                <w:rFonts w:ascii="Times New Roman" w:hAnsi="Times New Roman" w:cs="Times New Roman"/>
+                <w:sz w:val="30"/>
+                <w:szCs w:val="30"/>
+              </w:rPr>
+              <w:t>2</w:t>
+            </w:r>
+            <w:r>
+              <w:rPr>
+                <w:rFonts w:ascii="Times New Roman" w:hAnsi="Times New Roman" w:cs="Times New Roman"/>
+                <w:sz w:val="30"/>
+                <w:szCs w:val="30"/>
+              </w:rPr>
+              <w:t xml:space="preserve"> của IC 7474</w:t>
+            </w:r>
           </w:p>
         </w:tc>
         <w:tc>
@@ -3951,6 +4061,22 @@
                 <w:szCs w:val="30"/>
               </w:rPr>
             </w:pPr>
+            <w:r>
+              <w:rPr>
+                <w:rFonts w:ascii="Times New Roman" w:hAnsi="Times New Roman" w:cs="Times New Roman"/>
+                <w:sz w:val="30"/>
+                <w:szCs w:val="30"/>
+              </w:rPr>
+              <w:t>Chân 1 của IC 74</w:t>
+            </w:r>
+            <w:r>
+              <w:rPr>
+                <w:rFonts w:ascii="Times New Roman" w:hAnsi="Times New Roman" w:cs="Times New Roman"/>
+                <w:sz w:val="30"/>
+                <w:szCs w:val="30"/>
+              </w:rPr>
+              <w:t>86</w:t>
+            </w:r>
           </w:p>
         </w:tc>
         <w:tc>
@@ -4026,6 +4152,14 @@
                 <w:szCs w:val="30"/>
               </w:rPr>
             </w:pPr>
+            <w:r>
+              <w:rPr>
+                <w:rFonts w:ascii="Times New Roman" w:hAnsi="Times New Roman" w:cs="Times New Roman"/>
+                <w:sz w:val="30"/>
+                <w:szCs w:val="30"/>
+              </w:rPr>
+              <w:t>Chân 9 của IC 7474</w:t>
+            </w:r>
           </w:p>
         </w:tc>
         <w:tc>
@@ -4048,6 +4182,22 @@
                 <w:szCs w:val="30"/>
               </w:rPr>
             </w:pPr>
+            <w:r>
+              <w:rPr>
+                <w:rFonts w:ascii="Times New Roman" w:hAnsi="Times New Roman" w:cs="Times New Roman"/>
+                <w:sz w:val="30"/>
+                <w:szCs w:val="30"/>
+              </w:rPr>
+              <w:t>Chân 2 của IC 74</w:t>
+            </w:r>
+            <w:r>
+              <w:rPr>
+                <w:rFonts w:ascii="Times New Roman" w:hAnsi="Times New Roman" w:cs="Times New Roman"/>
+                <w:sz w:val="30"/>
+                <w:szCs w:val="30"/>
+              </w:rPr>
+              <w:t>86</w:t>
+            </w:r>
           </w:p>
         </w:tc>
         <w:tc>
@@ -4102,7 +4252,6 @@
                 <w:sz w:val="30"/>
                 <w:szCs w:val="30"/>
               </w:rPr>
-              <w:lastRenderedPageBreak/>
               <w:t>9</w:t>
             </w:r>
           </w:p>
@@ -4124,6 +4273,14 @@
                 <w:szCs w:val="30"/>
               </w:rPr>
             </w:pPr>
+            <w:r>
+              <w:rPr>
+                <w:rFonts w:ascii="Times New Roman" w:hAnsi="Times New Roman" w:cs="Times New Roman"/>
+                <w:sz w:val="30"/>
+                <w:szCs w:val="30"/>
+              </w:rPr>
+              <w:t>Chân 12 của IC 7474</w:t>
+            </w:r>
           </w:p>
         </w:tc>
         <w:tc>
@@ -4146,6 +4303,22 @@
                 <w:szCs w:val="30"/>
               </w:rPr>
             </w:pPr>
+            <w:r>
+              <w:rPr>
+                <w:rFonts w:ascii="Times New Roman" w:hAnsi="Times New Roman" w:cs="Times New Roman"/>
+                <w:sz w:val="30"/>
+                <w:szCs w:val="30"/>
+              </w:rPr>
+              <w:t>Chân 3 của IC 7</w:t>
+            </w:r>
+            <w:r>
+              <w:rPr>
+                <w:rFonts w:ascii="Times New Roman" w:hAnsi="Times New Roman" w:cs="Times New Roman"/>
+                <w:sz w:val="30"/>
+                <w:szCs w:val="30"/>
+              </w:rPr>
+              <w:t>486</w:t>
+            </w:r>
           </w:p>
         </w:tc>
         <w:tc>
@@ -4221,6 +4394,14 @@
                 <w:szCs w:val="30"/>
               </w:rPr>
             </w:pPr>
+            <w:r>
+              <w:rPr>
+                <w:rFonts w:ascii="Times New Roman" w:hAnsi="Times New Roman" w:cs="Times New Roman"/>
+                <w:sz w:val="30"/>
+                <w:szCs w:val="30"/>
+              </w:rPr>
+              <w:t>Chân 5 của IC 7474</w:t>
+            </w:r>
           </w:p>
         </w:tc>
         <w:tc>
@@ -4243,6 +4424,14 @@
                 <w:szCs w:val="30"/>
               </w:rPr>
             </w:pPr>
+            <w:r>
+              <w:rPr>
+                <w:rFonts w:ascii="Times New Roman" w:hAnsi="Times New Roman" w:cs="Times New Roman"/>
+                <w:sz w:val="30"/>
+                <w:szCs w:val="30"/>
+              </w:rPr>
+              <w:t>LED0 (Q0)</w:t>
+            </w:r>
           </w:p>
         </w:tc>
         <w:tc>
@@ -4318,6 +4507,14 @@
                 <w:szCs w:val="30"/>
               </w:rPr>
             </w:pPr>
+            <w:r>
+              <w:rPr>
+                <w:rFonts w:ascii="Times New Roman" w:hAnsi="Times New Roman" w:cs="Times New Roman"/>
+                <w:sz w:val="30"/>
+                <w:szCs w:val="30"/>
+              </w:rPr>
+              <w:t>Chân 9 của IC 7474</w:t>
+            </w:r>
           </w:p>
         </w:tc>
         <w:tc>
@@ -4340,394 +4537,14 @@
                 <w:szCs w:val="30"/>
               </w:rPr>
             </w:pPr>
-          </w:p>
-        </w:tc>
-        <w:tc>
-          <w:tcPr>
-            <w:tcW w:w="741" w:type="dxa"/>
-            <w:tcBorders>
-              <w:top w:val="nil"/>
-              <w:left w:val="single" w:sz="4" w:space="0" w:color="auto"/>
-              <w:bottom w:val="nil"/>
-              <w:right w:val="nil"/>
-            </w:tcBorders>
-          </w:tcPr>
-          <w:p>
-            <w:pPr>
-              <w:pStyle w:val="ListParagraph"/>
-              <w:spacing w:line="276" w:lineRule="auto"/>
-              <w:ind w:left="0"/>
-              <w:jc w:val="center"/>
-              <w:rPr>
-                <w:rFonts w:ascii="Times New Roman" w:hAnsi="Times New Roman" w:cs="Times New Roman"/>
-                <w:sz w:val="30"/>
-                <w:szCs w:val="30"/>
-              </w:rPr>
-            </w:pPr>
-          </w:p>
-        </w:tc>
-      </w:tr>
-      <w:tr>
-        <w:trPr>
-          <w:jc w:val="right"/>
-        </w:trPr>
-        <w:tc>
-          <w:tcPr>
-            <w:tcW w:w="1192" w:type="dxa"/>
-            <w:vAlign w:val="center"/>
-          </w:tcPr>
-          <w:p>
-            <w:pPr>
-              <w:pStyle w:val="ListParagraph"/>
-              <w:spacing w:before="0" w:after="0" w:line="276" w:lineRule="auto"/>
-              <w:ind w:left="0"/>
-              <w:jc w:val="center"/>
-              <w:rPr>
-                <w:rFonts w:ascii="Times New Roman" w:hAnsi="Times New Roman" w:cs="Times New Roman"/>
-                <w:sz w:val="30"/>
-                <w:szCs w:val="30"/>
-              </w:rPr>
-            </w:pPr>
             <w:r>
               <w:rPr>
                 <w:rFonts w:ascii="Times New Roman" w:hAnsi="Times New Roman" w:cs="Times New Roman"/>
                 <w:sz w:val="30"/>
                 <w:szCs w:val="30"/>
               </w:rPr>
-              <w:t>12</w:t>
+              <w:t>LED1 (Q1)</w:t>
             </w:r>
-          </w:p>
-        </w:tc>
-        <w:tc>
-          <w:tcPr>
-            <w:tcW w:w="2766" w:type="dxa"/>
-            <w:vAlign w:val="center"/>
-          </w:tcPr>
-          <w:p>
-            <w:pPr>
-              <w:pStyle w:val="ListParagraph"/>
-              <w:spacing w:before="0" w:after="0" w:line="276" w:lineRule="auto"/>
-              <w:ind w:left="0"/>
-              <w:jc w:val="center"/>
-              <w:rPr>
-                <w:rFonts w:ascii="Times New Roman" w:hAnsi="Times New Roman" w:cs="Times New Roman"/>
-                <w:sz w:val="30"/>
-                <w:szCs w:val="30"/>
-              </w:rPr>
-            </w:pPr>
-          </w:p>
-        </w:tc>
-        <w:tc>
-          <w:tcPr>
-            <w:tcW w:w="2766" w:type="dxa"/>
-            <w:tcBorders>
-              <w:right w:val="single" w:sz="4" w:space="0" w:color="auto"/>
-            </w:tcBorders>
-            <w:vAlign w:val="center"/>
-          </w:tcPr>
-          <w:p>
-            <w:pPr>
-              <w:pStyle w:val="ListParagraph"/>
-              <w:spacing w:before="0" w:after="0" w:line="276" w:lineRule="auto"/>
-              <w:ind w:left="0"/>
-              <w:jc w:val="center"/>
-              <w:rPr>
-                <w:rFonts w:ascii="Times New Roman" w:hAnsi="Times New Roman" w:cs="Times New Roman"/>
-                <w:sz w:val="30"/>
-                <w:szCs w:val="30"/>
-              </w:rPr>
-            </w:pPr>
-          </w:p>
-        </w:tc>
-        <w:tc>
-          <w:tcPr>
-            <w:tcW w:w="741" w:type="dxa"/>
-            <w:tcBorders>
-              <w:top w:val="nil"/>
-              <w:left w:val="single" w:sz="4" w:space="0" w:color="auto"/>
-              <w:bottom w:val="nil"/>
-              <w:right w:val="nil"/>
-            </w:tcBorders>
-          </w:tcPr>
-          <w:p>
-            <w:pPr>
-              <w:pStyle w:val="ListParagraph"/>
-              <w:spacing w:line="276" w:lineRule="auto"/>
-              <w:ind w:left="0"/>
-              <w:jc w:val="center"/>
-              <w:rPr>
-                <w:rFonts w:ascii="Times New Roman" w:hAnsi="Times New Roman" w:cs="Times New Roman"/>
-                <w:sz w:val="30"/>
-                <w:szCs w:val="30"/>
-              </w:rPr>
-            </w:pPr>
-          </w:p>
-        </w:tc>
-      </w:tr>
-      <w:tr>
-        <w:trPr>
-          <w:jc w:val="right"/>
-        </w:trPr>
-        <w:tc>
-          <w:tcPr>
-            <w:tcW w:w="1192" w:type="dxa"/>
-            <w:vAlign w:val="center"/>
-          </w:tcPr>
-          <w:p>
-            <w:pPr>
-              <w:pStyle w:val="ListParagraph"/>
-              <w:spacing w:before="0" w:after="0" w:line="276" w:lineRule="auto"/>
-              <w:ind w:left="0"/>
-              <w:jc w:val="center"/>
-              <w:rPr>
-                <w:rFonts w:ascii="Times New Roman" w:hAnsi="Times New Roman" w:cs="Times New Roman"/>
-                <w:sz w:val="30"/>
-                <w:szCs w:val="30"/>
-              </w:rPr>
-            </w:pPr>
-            <w:r>
-              <w:rPr>
-                <w:rFonts w:ascii="Times New Roman" w:hAnsi="Times New Roman" w:cs="Times New Roman"/>
-                <w:sz w:val="30"/>
-                <w:szCs w:val="30"/>
-              </w:rPr>
-              <w:t>13</w:t>
-            </w:r>
-          </w:p>
-        </w:tc>
-        <w:tc>
-          <w:tcPr>
-            <w:tcW w:w="2766" w:type="dxa"/>
-            <w:vAlign w:val="center"/>
-          </w:tcPr>
-          <w:p>
-            <w:pPr>
-              <w:pStyle w:val="ListParagraph"/>
-              <w:spacing w:before="0" w:after="0" w:line="276" w:lineRule="auto"/>
-              <w:ind w:left="0"/>
-              <w:jc w:val="center"/>
-              <w:rPr>
-                <w:rFonts w:ascii="Times New Roman" w:hAnsi="Times New Roman" w:cs="Times New Roman"/>
-                <w:sz w:val="30"/>
-                <w:szCs w:val="30"/>
-              </w:rPr>
-            </w:pPr>
-          </w:p>
-        </w:tc>
-        <w:tc>
-          <w:tcPr>
-            <w:tcW w:w="2766" w:type="dxa"/>
-            <w:tcBorders>
-              <w:right w:val="single" w:sz="4" w:space="0" w:color="auto"/>
-            </w:tcBorders>
-            <w:vAlign w:val="center"/>
-          </w:tcPr>
-          <w:p>
-            <w:pPr>
-              <w:pStyle w:val="ListParagraph"/>
-              <w:spacing w:before="0" w:after="0" w:line="276" w:lineRule="auto"/>
-              <w:ind w:left="0"/>
-              <w:jc w:val="center"/>
-              <w:rPr>
-                <w:rFonts w:ascii="Times New Roman" w:hAnsi="Times New Roman" w:cs="Times New Roman"/>
-                <w:sz w:val="30"/>
-                <w:szCs w:val="30"/>
-              </w:rPr>
-            </w:pPr>
-          </w:p>
-        </w:tc>
-        <w:tc>
-          <w:tcPr>
-            <w:tcW w:w="741" w:type="dxa"/>
-            <w:tcBorders>
-              <w:top w:val="nil"/>
-              <w:left w:val="single" w:sz="4" w:space="0" w:color="auto"/>
-              <w:bottom w:val="nil"/>
-              <w:right w:val="nil"/>
-            </w:tcBorders>
-          </w:tcPr>
-          <w:p>
-            <w:pPr>
-              <w:pStyle w:val="ListParagraph"/>
-              <w:spacing w:line="276" w:lineRule="auto"/>
-              <w:ind w:left="0"/>
-              <w:jc w:val="center"/>
-              <w:rPr>
-                <w:rFonts w:ascii="Times New Roman" w:hAnsi="Times New Roman" w:cs="Times New Roman"/>
-                <w:sz w:val="30"/>
-                <w:szCs w:val="30"/>
-              </w:rPr>
-            </w:pPr>
-          </w:p>
-        </w:tc>
-      </w:tr>
-      <w:tr>
-        <w:trPr>
-          <w:jc w:val="right"/>
-        </w:trPr>
-        <w:tc>
-          <w:tcPr>
-            <w:tcW w:w="1192" w:type="dxa"/>
-            <w:vAlign w:val="center"/>
-          </w:tcPr>
-          <w:p>
-            <w:pPr>
-              <w:pStyle w:val="ListParagraph"/>
-              <w:spacing w:before="0" w:after="0" w:line="276" w:lineRule="auto"/>
-              <w:ind w:left="0"/>
-              <w:jc w:val="center"/>
-              <w:rPr>
-                <w:rFonts w:ascii="Times New Roman" w:hAnsi="Times New Roman" w:cs="Times New Roman"/>
-                <w:sz w:val="30"/>
-                <w:szCs w:val="30"/>
-              </w:rPr>
-            </w:pPr>
-            <w:r>
-              <w:rPr>
-                <w:rFonts w:ascii="Times New Roman" w:hAnsi="Times New Roman" w:cs="Times New Roman"/>
-                <w:sz w:val="30"/>
-                <w:szCs w:val="30"/>
-              </w:rPr>
-              <w:t>14</w:t>
-            </w:r>
-          </w:p>
-        </w:tc>
-        <w:tc>
-          <w:tcPr>
-            <w:tcW w:w="2766" w:type="dxa"/>
-            <w:vAlign w:val="center"/>
-          </w:tcPr>
-          <w:p>
-            <w:pPr>
-              <w:pStyle w:val="ListParagraph"/>
-              <w:spacing w:before="0" w:after="0" w:line="276" w:lineRule="auto"/>
-              <w:ind w:left="0"/>
-              <w:jc w:val="center"/>
-              <w:rPr>
-                <w:rFonts w:ascii="Times New Roman" w:hAnsi="Times New Roman" w:cs="Times New Roman"/>
-                <w:sz w:val="30"/>
-                <w:szCs w:val="30"/>
-              </w:rPr>
-            </w:pPr>
-          </w:p>
-        </w:tc>
-        <w:tc>
-          <w:tcPr>
-            <w:tcW w:w="2766" w:type="dxa"/>
-            <w:tcBorders>
-              <w:right w:val="single" w:sz="4" w:space="0" w:color="auto"/>
-            </w:tcBorders>
-            <w:vAlign w:val="center"/>
-          </w:tcPr>
-          <w:p>
-            <w:pPr>
-              <w:pStyle w:val="ListParagraph"/>
-              <w:spacing w:before="0" w:after="0" w:line="276" w:lineRule="auto"/>
-              <w:ind w:left="0"/>
-              <w:jc w:val="center"/>
-              <w:rPr>
-                <w:rFonts w:ascii="Times New Roman" w:hAnsi="Times New Roman" w:cs="Times New Roman"/>
-                <w:sz w:val="30"/>
-                <w:szCs w:val="30"/>
-              </w:rPr>
-            </w:pPr>
-          </w:p>
-        </w:tc>
-        <w:tc>
-          <w:tcPr>
-            <w:tcW w:w="741" w:type="dxa"/>
-            <w:tcBorders>
-              <w:top w:val="nil"/>
-              <w:left w:val="single" w:sz="4" w:space="0" w:color="auto"/>
-              <w:bottom w:val="nil"/>
-              <w:right w:val="nil"/>
-            </w:tcBorders>
-          </w:tcPr>
-          <w:p>
-            <w:pPr>
-              <w:pStyle w:val="ListParagraph"/>
-              <w:spacing w:line="276" w:lineRule="auto"/>
-              <w:ind w:left="0"/>
-              <w:jc w:val="center"/>
-              <w:rPr>
-                <w:rFonts w:ascii="Times New Roman" w:hAnsi="Times New Roman" w:cs="Times New Roman"/>
-                <w:sz w:val="30"/>
-                <w:szCs w:val="30"/>
-              </w:rPr>
-            </w:pPr>
-          </w:p>
-        </w:tc>
-      </w:tr>
-      <w:tr>
-        <w:trPr>
-          <w:jc w:val="right"/>
-        </w:trPr>
-        <w:tc>
-          <w:tcPr>
-            <w:tcW w:w="1192" w:type="dxa"/>
-            <w:vAlign w:val="center"/>
-          </w:tcPr>
-          <w:p>
-            <w:pPr>
-              <w:pStyle w:val="ListParagraph"/>
-              <w:spacing w:before="0" w:after="0" w:line="276" w:lineRule="auto"/>
-              <w:ind w:left="0"/>
-              <w:jc w:val="center"/>
-              <w:rPr>
-                <w:rFonts w:ascii="Times New Roman" w:hAnsi="Times New Roman" w:cs="Times New Roman"/>
-                <w:sz w:val="30"/>
-                <w:szCs w:val="30"/>
-              </w:rPr>
-            </w:pPr>
-            <w:r>
-              <w:rPr>
-                <w:rFonts w:ascii="Times New Roman" w:hAnsi="Times New Roman" w:cs="Times New Roman"/>
-                <w:sz w:val="30"/>
-                <w:szCs w:val="30"/>
-              </w:rPr>
-              <w:t>15</w:t>
-            </w:r>
-          </w:p>
-        </w:tc>
-        <w:tc>
-          <w:tcPr>
-            <w:tcW w:w="2766" w:type="dxa"/>
-            <w:vAlign w:val="center"/>
-          </w:tcPr>
-          <w:p>
-            <w:pPr>
-              <w:pStyle w:val="ListParagraph"/>
-              <w:spacing w:before="0" w:after="0" w:line="276" w:lineRule="auto"/>
-              <w:ind w:left="0"/>
-              <w:jc w:val="center"/>
-              <w:rPr>
-                <w:rFonts w:ascii="Times New Roman" w:hAnsi="Times New Roman" w:cs="Times New Roman"/>
-                <w:sz w:val="30"/>
-                <w:szCs w:val="30"/>
-              </w:rPr>
-            </w:pPr>
-          </w:p>
-        </w:tc>
-        <w:tc>
-          <w:tcPr>
-            <w:tcW w:w="2766" w:type="dxa"/>
-            <w:tcBorders>
-              <w:right w:val="single" w:sz="4" w:space="0" w:color="auto"/>
-            </w:tcBorders>
-            <w:vAlign w:val="center"/>
-          </w:tcPr>
-          <w:p>
-            <w:pPr>
-              <w:pStyle w:val="ListParagraph"/>
-              <w:spacing w:before="0" w:after="0" w:line="276" w:lineRule="auto"/>
-              <w:ind w:left="0"/>
-              <w:jc w:val="center"/>
-              <w:rPr>
-                <w:rFonts w:ascii="Times New Roman" w:hAnsi="Times New Roman" w:cs="Times New Roman"/>
-                <w:sz w:val="30"/>
-                <w:szCs w:val="30"/>
-              </w:rPr>
-            </w:pPr>
           </w:p>
         </w:tc>
         <w:tc>
@@ -4988,8 +4805,8 @@
           <w:rFonts w:ascii="Times New Roman" w:hAnsi="Times New Roman" w:cs="Times New Roman"/>
           <w:b/>
           <w:bCs/>
-          <w:sz w:val="40"/>
-          <w:szCs w:val="40"/>
+          <w:sz w:val="34"/>
+          <w:szCs w:val="34"/>
         </w:rPr>
       </w:pPr>
       <w:r>
@@ -5000,6 +4817,131 @@
           <w:sz w:val="34"/>
           <w:szCs w:val="34"/>
         </w:rPr>
+        <w:t>Cách hoạt động của IC 74151</w:t>
+      </w:r>
+    </w:p>
+    <w:p>
+      <w:pPr>
+        <w:pStyle w:val="ListParagraph"/>
+        <w:numPr>
+          <w:ilvl w:val="0"/>
+          <w:numId w:val="48"/>
+        </w:numPr>
+        <w:spacing w:line="276" w:lineRule="auto"/>
+        <w:jc w:val="left"/>
+        <w:rPr>
+          <w:rFonts w:ascii="Times New Roman" w:hAnsi="Times New Roman" w:cs="Times New Roman"/>
+          <w:sz w:val="30"/>
+          <w:szCs w:val="30"/>
+        </w:rPr>
+      </w:pPr>
+      <w:r>
+        <w:rPr>
+          <w:rFonts w:ascii="Times New Roman" w:hAnsi="Times New Roman" w:cs="Times New Roman"/>
+          <w:sz w:val="30"/>
+          <w:szCs w:val="30"/>
+        </w:rPr>
+        <w:t xml:space="preserve">IC 74151 là một mạch chọn kênh (Multiplexer hay MUX), có tác dụng chọn 1 trong các kênh ngõ vào (Input) và chuyển tiếp </w:t>
+      </w:r>
+      <w:r>
+        <w:rPr>
+          <w:rFonts w:ascii="Times New Roman" w:hAnsi="Times New Roman" w:cs="Times New Roman"/>
+          <w:sz w:val="30"/>
+          <w:szCs w:val="30"/>
+        </w:rPr>
+        <w:t>nó sang 1 Output duy nhất.</w:t>
+      </w:r>
+    </w:p>
+    <w:p>
+      <w:pPr>
+        <w:pStyle w:val="ListParagraph"/>
+        <w:numPr>
+          <w:ilvl w:val="0"/>
+          <w:numId w:val="48"/>
+        </w:numPr>
+        <w:spacing w:line="276" w:lineRule="auto"/>
+        <w:jc w:val="left"/>
+        <w:rPr>
+          <w:rFonts w:ascii="Times New Roman" w:hAnsi="Times New Roman" w:cs="Times New Roman"/>
+          <w:sz w:val="30"/>
+          <w:szCs w:val="30"/>
+        </w:rPr>
+      </w:pPr>
+      <w:r>
+        <w:rPr>
+          <w:rFonts w:ascii="Times New Roman" w:hAnsi="Times New Roman" w:cs="Times New Roman"/>
+          <w:sz w:val="30"/>
+          <w:szCs w:val="30"/>
+        </w:rPr>
+        <w:t>Kênh được chọn sẽ dựa vào giá trị của các chân Data Selector</w:t>
+      </w:r>
+      <w:r>
+        <w:rPr>
+          <w:rFonts w:ascii="Times New Roman" w:hAnsi="Times New Roman" w:cs="Times New Roman"/>
+          <w:sz w:val="30"/>
+          <w:szCs w:val="30"/>
+        </w:rPr>
+        <w:t xml:space="preserve">, giá trị nhị phân của các chân Data Selector sẽ được chuyển đổi </w:t>
+      </w:r>
+      <w:r>
+        <w:rPr>
+          <w:rFonts w:ascii="Times New Roman" w:hAnsi="Times New Roman" w:cs="Times New Roman"/>
+          <w:sz w:val="30"/>
+          <w:szCs w:val="30"/>
+        </w:rPr>
+        <w:lastRenderedPageBreak/>
+        <w:t>sang giá trị nguyên, giá trị này chính là số thứ tự của kênh Input được chọn.</w:t>
+      </w:r>
+    </w:p>
+    <w:p>
+      <w:pPr>
+        <w:pStyle w:val="ListParagraph"/>
+        <w:numPr>
+          <w:ilvl w:val="0"/>
+          <w:numId w:val="48"/>
+        </w:numPr>
+        <w:spacing w:line="276" w:lineRule="auto"/>
+        <w:jc w:val="left"/>
+        <w:rPr>
+          <w:rFonts w:ascii="Times New Roman" w:hAnsi="Times New Roman" w:cs="Times New Roman"/>
+          <w:sz w:val="30"/>
+          <w:szCs w:val="30"/>
+        </w:rPr>
+      </w:pPr>
+      <w:r>
+        <w:rPr>
+          <w:rFonts w:ascii="Times New Roman" w:hAnsi="Times New Roman" w:cs="Times New Roman"/>
+          <w:sz w:val="30"/>
+          <w:szCs w:val="30"/>
+        </w:rPr>
+        <w:t>Ngoài ra còn có chân Strobe giúp chúng ta vô hiệu hóa hoặc kích hoạt tính năng chọn kênh của IC.</w:t>
+      </w:r>
+    </w:p>
+    <w:p>
+      <w:pPr>
+        <w:pStyle w:val="ListParagraph"/>
+        <w:numPr>
+          <w:ilvl w:val="0"/>
+          <w:numId w:val="38"/>
+        </w:numPr>
+        <w:spacing w:line="276" w:lineRule="auto"/>
+        <w:jc w:val="left"/>
+        <w:rPr>
+          <w:rFonts w:ascii="Times New Roman" w:hAnsi="Times New Roman" w:cs="Times New Roman"/>
+          <w:b/>
+          <w:bCs/>
+          <w:sz w:val="40"/>
+          <w:szCs w:val="40"/>
+        </w:rPr>
+      </w:pPr>
+      <w:r>
+        <w:rPr>
+          <w:rFonts w:ascii="Times New Roman" w:hAnsi="Times New Roman" w:cs="Times New Roman"/>
+          <w:b/>
+          <w:bCs/>
+          <w:sz w:val="34"/>
+          <w:szCs w:val="34"/>
+        </w:rPr>
         <w:t>Sơ đồ nối dây trên Logisim</w:t>
       </w:r>
     </w:p>
@@ -5027,12 +4969,11 @@
           <w:sz w:val="30"/>
           <w:szCs w:val="30"/>
         </w:rPr>
-        <w:lastRenderedPageBreak/>
         <w:drawing>
-          <wp:inline distT="0" distB="0" distL="0" distR="0" wp14:anchorId="33BBC2C3" wp14:editId="6817BD46">
-            <wp:extent cx="4999758" cy="2954867"/>
+          <wp:inline distT="0" distB="0" distL="0" distR="0" wp14:anchorId="65413C96" wp14:editId="04412EF1">
+            <wp:extent cx="5434190" cy="2981325"/>
             <wp:effectExtent l="0" t="0" r="0" b="0"/>
-            <wp:docPr id="1902163751" name="Picture 1"/>
+            <wp:docPr id="626813570" name="Picture 1"/>
             <wp:cNvGraphicFramePr>
               <a:graphicFrameLocks xmlns:a="http://schemas.openxmlformats.org/drawingml/2006/main" noChangeAspect="1"/>
             </wp:cNvGraphicFramePr>
@@ -5040,7 +4981,7 @@
               <a:graphicData uri="http://schemas.openxmlformats.org/drawingml/2006/picture">
                 <pic:pic xmlns:pic="http://schemas.openxmlformats.org/drawingml/2006/picture">
                   <pic:nvPicPr>
-                    <pic:cNvPr id="1902163751" name=""/>
+                    <pic:cNvPr id="626813570" name=""/>
                     <pic:cNvPicPr/>
                   </pic:nvPicPr>
                   <pic:blipFill>
@@ -5052,7 +4993,7 @@
                   <pic:spPr>
                     <a:xfrm>
                       <a:off x="0" y="0"/>
-                      <a:ext cx="5008456" cy="2960007"/>
+                      <a:ext cx="5439210" cy="2984079"/>
                     </a:xfrm>
                     <a:prstGeom prst="rect">
                       <a:avLst/>
@@ -5161,6 +5102,228 @@
           <w:szCs w:val="34"/>
         </w:rPr>
         <w:t>Netlist</w:t>
+      </w:r>
+    </w:p>
+    <w:p>
+      <w:pPr>
+        <w:pStyle w:val="ListParagraph"/>
+        <w:spacing w:line="276" w:lineRule="auto"/>
+        <w:jc w:val="left"/>
+        <w:rPr>
+          <w:rFonts w:ascii="Times New Roman" w:hAnsi="Times New Roman" w:cs="Times New Roman"/>
+          <w:sz w:val="30"/>
+          <w:szCs w:val="30"/>
+        </w:rPr>
+      </w:pPr>
+      <w:r>
+        <w:rPr>
+          <w:rFonts w:ascii="Times New Roman" w:hAnsi="Times New Roman" w:cs="Times New Roman"/>
+          <w:sz w:val="30"/>
+          <w:szCs w:val="30"/>
+        </w:rPr>
+        <w:t>Do DS-KIT chỉ có 8 Switch trong khi ta cần tới 11 Switch (3 Switch cho 3 chân Data Select</w:t>
+      </w:r>
+      <w:r>
+        <w:rPr>
+          <w:rFonts w:ascii="Times New Roman" w:hAnsi="Times New Roman" w:cs="Times New Roman"/>
+          <w:sz w:val="30"/>
+          <w:szCs w:val="30"/>
+        </w:rPr>
+        <w:t>or</w:t>
+      </w:r>
+      <w:r>
+        <w:rPr>
+          <w:rFonts w:ascii="Times New Roman" w:hAnsi="Times New Roman" w:cs="Times New Roman"/>
+          <w:sz w:val="30"/>
+          <w:szCs w:val="30"/>
+        </w:rPr>
+        <w:t xml:space="preserve"> + 8 Switch cho 8 chân Data</w:t>
+      </w:r>
+      <w:r>
+        <w:rPr>
+          <w:rFonts w:ascii="Times New Roman" w:hAnsi="Times New Roman" w:cs="Times New Roman"/>
+          <w:sz w:val="30"/>
+          <w:szCs w:val="30"/>
+        </w:rPr>
+        <w:t xml:space="preserve"> Input</w:t>
+      </w:r>
+      <w:r>
+        <w:rPr>
+          <w:rFonts w:ascii="Times New Roman" w:hAnsi="Times New Roman" w:cs="Times New Roman"/>
+          <w:sz w:val="30"/>
+          <w:szCs w:val="30"/>
+        </w:rPr>
+        <w:t xml:space="preserve">) nên nhóm em quy ước cách nối chân </w:t>
+      </w:r>
+      <w:r>
+        <w:rPr>
+          <w:rFonts w:ascii="Times New Roman" w:hAnsi="Times New Roman" w:cs="Times New Roman"/>
+          <w:sz w:val="30"/>
+          <w:szCs w:val="30"/>
+        </w:rPr>
+        <w:t>như sau:</w:t>
+      </w:r>
+    </w:p>
+    <w:p>
+      <w:pPr>
+        <w:pStyle w:val="ListParagraph"/>
+        <w:numPr>
+          <w:ilvl w:val="0"/>
+          <w:numId w:val="47"/>
+        </w:numPr>
+        <w:spacing w:line="276" w:lineRule="auto"/>
+        <w:jc w:val="left"/>
+        <w:rPr>
+          <w:rFonts w:ascii="Times New Roman" w:hAnsi="Times New Roman" w:cs="Times New Roman"/>
+          <w:sz w:val="30"/>
+          <w:szCs w:val="30"/>
+        </w:rPr>
+      </w:pPr>
+      <w:r>
+        <w:rPr>
+          <w:rFonts w:ascii="Times New Roman" w:hAnsi="Times New Roman" w:cs="Times New Roman"/>
+          <w:sz w:val="30"/>
+          <w:szCs w:val="30"/>
+        </w:rPr>
+        <w:t>Dành 3 Switch SW0, SW1, SW2</w:t>
+      </w:r>
+      <w:r>
+        <w:rPr>
+          <w:rFonts w:ascii="Times New Roman" w:hAnsi="Times New Roman" w:cs="Times New Roman"/>
+          <w:sz w:val="30"/>
+          <w:szCs w:val="30"/>
+        </w:rPr>
+        <w:t xml:space="preserve"> tương ứng</w:t>
+      </w:r>
+      <w:r>
+        <w:rPr>
+          <w:rFonts w:ascii="Times New Roman" w:hAnsi="Times New Roman" w:cs="Times New Roman"/>
+          <w:sz w:val="30"/>
+          <w:szCs w:val="30"/>
+        </w:rPr>
+        <w:t xml:space="preserve"> cho 3 chân Data Select</w:t>
+      </w:r>
+      <w:r>
+        <w:rPr>
+          <w:rFonts w:ascii="Times New Roman" w:hAnsi="Times New Roman" w:cs="Times New Roman"/>
+          <w:sz w:val="30"/>
+          <w:szCs w:val="30"/>
+        </w:rPr>
+        <w:t>or</w:t>
+      </w:r>
+      <w:r>
+        <w:rPr>
+          <w:rFonts w:ascii="Times New Roman" w:hAnsi="Times New Roman" w:cs="Times New Roman"/>
+          <w:sz w:val="30"/>
+          <w:szCs w:val="30"/>
+        </w:rPr>
+        <w:t xml:space="preserve"> A, B, C</w:t>
+      </w:r>
+      <w:r>
+        <w:rPr>
+          <w:rFonts w:ascii="Times New Roman" w:hAnsi="Times New Roman" w:cs="Times New Roman"/>
+          <w:sz w:val="30"/>
+          <w:szCs w:val="30"/>
+        </w:rPr>
+        <w:t>.</w:t>
+      </w:r>
+    </w:p>
+    <w:p>
+      <w:pPr>
+        <w:pStyle w:val="ListParagraph"/>
+        <w:numPr>
+          <w:ilvl w:val="0"/>
+          <w:numId w:val="47"/>
+        </w:numPr>
+        <w:spacing w:line="276" w:lineRule="auto"/>
+        <w:jc w:val="left"/>
+        <w:rPr>
+          <w:rFonts w:ascii="Times New Roman" w:hAnsi="Times New Roman" w:cs="Times New Roman"/>
+          <w:sz w:val="30"/>
+          <w:szCs w:val="30"/>
+        </w:rPr>
+      </w:pPr>
+      <w:r>
+        <w:rPr>
+          <w:rFonts w:ascii="Times New Roman" w:hAnsi="Times New Roman" w:cs="Times New Roman"/>
+          <w:sz w:val="30"/>
+          <w:szCs w:val="30"/>
+        </w:rPr>
+        <w:t xml:space="preserve">Dành 5 Switch SW3, SW4, SW5, SW6, SW7 </w:t>
+      </w:r>
+      <w:r>
+        <w:rPr>
+          <w:rFonts w:ascii="Times New Roman" w:hAnsi="Times New Roman" w:cs="Times New Roman"/>
+          <w:sz w:val="30"/>
+          <w:szCs w:val="30"/>
+        </w:rPr>
+        <w:t xml:space="preserve">tương ứng </w:t>
+      </w:r>
+      <w:r>
+        <w:rPr>
+          <w:rFonts w:ascii="Times New Roman" w:hAnsi="Times New Roman" w:cs="Times New Roman"/>
+          <w:sz w:val="30"/>
+          <w:szCs w:val="30"/>
+        </w:rPr>
+        <w:t xml:space="preserve">cho các chân Data </w:t>
+      </w:r>
+      <w:r>
+        <w:rPr>
+          <w:rFonts w:ascii="Times New Roman" w:hAnsi="Times New Roman" w:cs="Times New Roman"/>
+          <w:sz w:val="30"/>
+          <w:szCs w:val="30"/>
+        </w:rPr>
+        <w:t xml:space="preserve">Input </w:t>
+      </w:r>
+      <w:r>
+        <w:rPr>
+          <w:rFonts w:ascii="Times New Roman" w:hAnsi="Times New Roman" w:cs="Times New Roman"/>
+          <w:sz w:val="30"/>
+          <w:szCs w:val="30"/>
+        </w:rPr>
+        <w:t>D0, D1, D2, D3, D4.</w:t>
+      </w:r>
+    </w:p>
+    <w:p>
+      <w:pPr>
+        <w:pStyle w:val="ListParagraph"/>
+        <w:numPr>
+          <w:ilvl w:val="0"/>
+          <w:numId w:val="47"/>
+        </w:numPr>
+        <w:spacing w:line="276" w:lineRule="auto"/>
+        <w:jc w:val="left"/>
+        <w:rPr>
+          <w:rFonts w:ascii="Times New Roman" w:hAnsi="Times New Roman" w:cs="Times New Roman"/>
+          <w:b/>
+          <w:bCs/>
+          <w:sz w:val="40"/>
+          <w:szCs w:val="40"/>
+        </w:rPr>
+      </w:pPr>
+      <w:r>
+        <w:rPr>
+          <w:rFonts w:ascii="Times New Roman" w:hAnsi="Times New Roman" w:cs="Times New Roman"/>
+          <w:sz w:val="30"/>
+          <w:szCs w:val="30"/>
+        </w:rPr>
+        <w:t xml:space="preserve">Nối các chân D5, D6, D7 vào VCC, nếu ta chọn các kênh Data </w:t>
+      </w:r>
+      <w:r>
+        <w:rPr>
+          <w:rFonts w:ascii="Times New Roman" w:hAnsi="Times New Roman" w:cs="Times New Roman"/>
+          <w:sz w:val="30"/>
+          <w:szCs w:val="30"/>
+        </w:rPr>
+        <w:t xml:space="preserve">Input </w:t>
+      </w:r>
+      <w:r>
+        <w:rPr>
+          <w:rFonts w:ascii="Times New Roman" w:hAnsi="Times New Roman" w:cs="Times New Roman"/>
+          <w:sz w:val="30"/>
+          <w:szCs w:val="30"/>
+        </w:rPr>
+        <w:t>này thì sẽ luôn cho ra Output tích cực.</w:t>
       </w:r>
     </w:p>
     <w:p>
@@ -5217,8 +5380,8 @@
       <w:tblGrid>
         <w:gridCol w:w="1192"/>
         <w:gridCol w:w="2766"/>
-        <w:gridCol w:w="2766"/>
-        <w:gridCol w:w="741"/>
+        <w:gridCol w:w="3147"/>
+        <w:gridCol w:w="360"/>
       </w:tblGrid>
       <w:tr>
         <w:trPr>
@@ -5247,6 +5410,7 @@
                 <w:sz w:val="30"/>
                 <w:szCs w:val="30"/>
               </w:rPr>
+              <w:lastRenderedPageBreak/>
               <w:t>STT</w:t>
             </w:r>
           </w:p>
@@ -5280,7 +5444,7 @@
         </w:tc>
         <w:tc>
           <w:tcPr>
-            <w:tcW w:w="2766" w:type="dxa"/>
+            <w:tcW w:w="3147" w:type="dxa"/>
             <w:tcBorders>
               <w:right w:val="single" w:sz="4" w:space="0" w:color="auto"/>
             </w:tcBorders>
@@ -5310,7 +5474,7 @@
         </w:tc>
         <w:tc>
           <w:tcPr>
-            <w:tcW w:w="741" w:type="dxa"/>
+            <w:tcW w:w="360" w:type="dxa"/>
             <w:tcBorders>
               <w:top w:val="nil"/>
               <w:left w:val="single" w:sz="4" w:space="0" w:color="auto"/>
@@ -5381,11 +5545,19 @@
                 <w:szCs w:val="30"/>
               </w:rPr>
             </w:pPr>
+            <w:r>
+              <w:rPr>
+                <w:rFonts w:ascii="Times New Roman" w:hAnsi="Times New Roman" w:cs="Times New Roman"/>
+                <w:sz w:val="30"/>
+                <w:szCs w:val="30"/>
+              </w:rPr>
+              <w:t>5V</w:t>
+            </w:r>
           </w:p>
         </w:tc>
         <w:tc>
           <w:tcPr>
-            <w:tcW w:w="2766" w:type="dxa"/>
+            <w:tcW w:w="3147" w:type="dxa"/>
             <w:tcBorders>
               <w:right w:val="single" w:sz="4" w:space="0" w:color="auto"/>
             </w:tcBorders>
@@ -5403,11 +5575,35 @@
                 <w:szCs w:val="30"/>
               </w:rPr>
             </w:pPr>
+            <w:r>
+              <w:rPr>
+                <w:rFonts w:ascii="Times New Roman" w:hAnsi="Times New Roman" w:cs="Times New Roman"/>
+                <w:sz w:val="30"/>
+                <w:szCs w:val="30"/>
+              </w:rPr>
+              <w:t xml:space="preserve">Chân </w:t>
+            </w:r>
+            <w:r>
+              <w:rPr>
+                <w:rFonts w:ascii="Times New Roman" w:hAnsi="Times New Roman" w:cs="Times New Roman"/>
+                <w:sz w:val="30"/>
+                <w:szCs w:val="30"/>
+              </w:rPr>
+              <w:t xml:space="preserve">12, 13, 14, </w:t>
+            </w:r>
+            <w:r>
+              <w:rPr>
+                <w:rFonts w:ascii="Times New Roman" w:hAnsi="Times New Roman" w:cs="Times New Roman"/>
+                <w:sz w:val="30"/>
+                <w:szCs w:val="30"/>
+              </w:rPr>
+              <w:t>16 của IC 74151</w:t>
+            </w:r>
           </w:p>
         </w:tc>
         <w:tc>
           <w:tcPr>
-            <w:tcW w:w="741" w:type="dxa"/>
+            <w:tcW w:w="360" w:type="dxa"/>
             <w:tcBorders>
               <w:top w:val="nil"/>
               <w:left w:val="single" w:sz="4" w:space="0" w:color="auto"/>
@@ -5478,11 +5674,19 @@
                 <w:szCs w:val="30"/>
               </w:rPr>
             </w:pPr>
+            <w:r>
+              <w:rPr>
+                <w:rFonts w:ascii="Times New Roman" w:hAnsi="Times New Roman" w:cs="Times New Roman"/>
+                <w:sz w:val="30"/>
+                <w:szCs w:val="30"/>
+              </w:rPr>
+              <w:t>GND</w:t>
+            </w:r>
           </w:p>
         </w:tc>
         <w:tc>
           <w:tcPr>
-            <w:tcW w:w="2766" w:type="dxa"/>
+            <w:tcW w:w="3147" w:type="dxa"/>
             <w:tcBorders>
               <w:right w:val="single" w:sz="4" w:space="0" w:color="auto"/>
             </w:tcBorders>
@@ -5500,11 +5704,19 @@
                 <w:szCs w:val="30"/>
               </w:rPr>
             </w:pPr>
+            <w:r>
+              <w:rPr>
+                <w:rFonts w:ascii="Times New Roman" w:hAnsi="Times New Roman" w:cs="Times New Roman"/>
+                <w:sz w:val="30"/>
+                <w:szCs w:val="30"/>
+              </w:rPr>
+              <w:t>Chân 7, 8 của IC 74151</w:t>
+            </w:r>
           </w:p>
         </w:tc>
         <w:tc>
           <w:tcPr>
-            <w:tcW w:w="741" w:type="dxa"/>
+            <w:tcW w:w="360" w:type="dxa"/>
             <w:tcBorders>
               <w:top w:val="nil"/>
               <w:left w:val="single" w:sz="4" w:space="0" w:color="auto"/>
@@ -5575,11 +5787,19 @@
                 <w:szCs w:val="30"/>
               </w:rPr>
             </w:pPr>
+            <w:r>
+              <w:rPr>
+                <w:rFonts w:ascii="Times New Roman" w:hAnsi="Times New Roman" w:cs="Times New Roman"/>
+                <w:sz w:val="30"/>
+                <w:szCs w:val="30"/>
+              </w:rPr>
+              <w:t>SW0</w:t>
+            </w:r>
           </w:p>
         </w:tc>
         <w:tc>
           <w:tcPr>
-            <w:tcW w:w="2766" w:type="dxa"/>
+            <w:tcW w:w="3147" w:type="dxa"/>
             <w:tcBorders>
               <w:right w:val="single" w:sz="4" w:space="0" w:color="auto"/>
             </w:tcBorders>
@@ -5597,11 +5817,19 @@
                 <w:szCs w:val="30"/>
               </w:rPr>
             </w:pPr>
+            <w:r>
+              <w:rPr>
+                <w:rFonts w:ascii="Times New Roman" w:hAnsi="Times New Roman" w:cs="Times New Roman"/>
+                <w:sz w:val="30"/>
+                <w:szCs w:val="30"/>
+              </w:rPr>
+              <w:t>Chân 11 của IC 74151</w:t>
+            </w:r>
           </w:p>
         </w:tc>
         <w:tc>
           <w:tcPr>
-            <w:tcW w:w="741" w:type="dxa"/>
+            <w:tcW w:w="360" w:type="dxa"/>
             <w:tcBorders>
               <w:top w:val="nil"/>
               <w:left w:val="single" w:sz="4" w:space="0" w:color="auto"/>
@@ -5672,11 +5900,19 @@
                 <w:szCs w:val="30"/>
               </w:rPr>
             </w:pPr>
+            <w:r>
+              <w:rPr>
+                <w:rFonts w:ascii="Times New Roman" w:hAnsi="Times New Roman" w:cs="Times New Roman"/>
+                <w:sz w:val="30"/>
+                <w:szCs w:val="30"/>
+              </w:rPr>
+              <w:t>SW1</w:t>
+            </w:r>
           </w:p>
         </w:tc>
         <w:tc>
           <w:tcPr>
-            <w:tcW w:w="2766" w:type="dxa"/>
+            <w:tcW w:w="3147" w:type="dxa"/>
             <w:tcBorders>
               <w:right w:val="single" w:sz="4" w:space="0" w:color="auto"/>
             </w:tcBorders>
@@ -5694,11 +5930,19 @@
                 <w:szCs w:val="30"/>
               </w:rPr>
             </w:pPr>
+            <w:r>
+              <w:rPr>
+                <w:rFonts w:ascii="Times New Roman" w:hAnsi="Times New Roman" w:cs="Times New Roman"/>
+                <w:sz w:val="30"/>
+                <w:szCs w:val="30"/>
+              </w:rPr>
+              <w:t>Chân 10 của IC 74151</w:t>
+            </w:r>
           </w:p>
         </w:tc>
         <w:tc>
           <w:tcPr>
-            <w:tcW w:w="741" w:type="dxa"/>
+            <w:tcW w:w="360" w:type="dxa"/>
             <w:tcBorders>
               <w:top w:val="nil"/>
               <w:left w:val="single" w:sz="4" w:space="0" w:color="auto"/>
@@ -5769,11 +6013,19 @@
                 <w:szCs w:val="30"/>
               </w:rPr>
             </w:pPr>
+            <w:r>
+              <w:rPr>
+                <w:rFonts w:ascii="Times New Roman" w:hAnsi="Times New Roman" w:cs="Times New Roman"/>
+                <w:sz w:val="30"/>
+                <w:szCs w:val="30"/>
+              </w:rPr>
+              <w:t>SW2</w:t>
+            </w:r>
           </w:p>
         </w:tc>
         <w:tc>
           <w:tcPr>
-            <w:tcW w:w="2766" w:type="dxa"/>
+            <w:tcW w:w="3147" w:type="dxa"/>
             <w:tcBorders>
               <w:right w:val="single" w:sz="4" w:space="0" w:color="auto"/>
             </w:tcBorders>
@@ -5791,11 +6043,19 @@
                 <w:szCs w:val="30"/>
               </w:rPr>
             </w:pPr>
+            <w:r>
+              <w:rPr>
+                <w:rFonts w:ascii="Times New Roman" w:hAnsi="Times New Roman" w:cs="Times New Roman"/>
+                <w:sz w:val="30"/>
+                <w:szCs w:val="30"/>
+              </w:rPr>
+              <w:t>Chân 9 của IC 74151</w:t>
+            </w:r>
           </w:p>
         </w:tc>
         <w:tc>
           <w:tcPr>
-            <w:tcW w:w="741" w:type="dxa"/>
+            <w:tcW w:w="360" w:type="dxa"/>
             <w:tcBorders>
               <w:top w:val="nil"/>
               <w:left w:val="single" w:sz="4" w:space="0" w:color="auto"/>
@@ -5866,11 +6126,19 @@
                 <w:szCs w:val="30"/>
               </w:rPr>
             </w:pPr>
+            <w:r>
+              <w:rPr>
+                <w:rFonts w:ascii="Times New Roman" w:hAnsi="Times New Roman" w:cs="Times New Roman"/>
+                <w:sz w:val="30"/>
+                <w:szCs w:val="30"/>
+              </w:rPr>
+              <w:t>SW3</w:t>
+            </w:r>
           </w:p>
         </w:tc>
         <w:tc>
           <w:tcPr>
-            <w:tcW w:w="2766" w:type="dxa"/>
+            <w:tcW w:w="3147" w:type="dxa"/>
             <w:tcBorders>
               <w:right w:val="single" w:sz="4" w:space="0" w:color="auto"/>
             </w:tcBorders>
@@ -5888,11 +6156,19 @@
                 <w:szCs w:val="30"/>
               </w:rPr>
             </w:pPr>
+            <w:r>
+              <w:rPr>
+                <w:rFonts w:ascii="Times New Roman" w:hAnsi="Times New Roman" w:cs="Times New Roman"/>
+                <w:sz w:val="30"/>
+                <w:szCs w:val="30"/>
+              </w:rPr>
+              <w:t>Chân 4 của IC 74151</w:t>
+            </w:r>
           </w:p>
         </w:tc>
         <w:tc>
           <w:tcPr>
-            <w:tcW w:w="741" w:type="dxa"/>
+            <w:tcW w:w="360" w:type="dxa"/>
             <w:tcBorders>
               <w:top w:val="nil"/>
               <w:left w:val="single" w:sz="4" w:space="0" w:color="auto"/>
@@ -5963,11 +6239,19 @@
                 <w:szCs w:val="30"/>
               </w:rPr>
             </w:pPr>
+            <w:r>
+              <w:rPr>
+                <w:rFonts w:ascii="Times New Roman" w:hAnsi="Times New Roman" w:cs="Times New Roman"/>
+                <w:sz w:val="30"/>
+                <w:szCs w:val="30"/>
+              </w:rPr>
+              <w:t>SW4</w:t>
+            </w:r>
           </w:p>
         </w:tc>
         <w:tc>
           <w:tcPr>
-            <w:tcW w:w="2766" w:type="dxa"/>
+            <w:tcW w:w="3147" w:type="dxa"/>
             <w:tcBorders>
               <w:right w:val="single" w:sz="4" w:space="0" w:color="auto"/>
             </w:tcBorders>
@@ -5985,11 +6269,19 @@
                 <w:szCs w:val="30"/>
               </w:rPr>
             </w:pPr>
+            <w:r>
+              <w:rPr>
+                <w:rFonts w:ascii="Times New Roman" w:hAnsi="Times New Roman" w:cs="Times New Roman"/>
+                <w:sz w:val="30"/>
+                <w:szCs w:val="30"/>
+              </w:rPr>
+              <w:t>Chân 3 của IC 74151</w:t>
+            </w:r>
           </w:p>
         </w:tc>
         <w:tc>
           <w:tcPr>
-            <w:tcW w:w="741" w:type="dxa"/>
+            <w:tcW w:w="360" w:type="dxa"/>
             <w:tcBorders>
               <w:top w:val="nil"/>
               <w:left w:val="single" w:sz="4" w:space="0" w:color="auto"/>
@@ -6060,11 +6352,19 @@
                 <w:szCs w:val="30"/>
               </w:rPr>
             </w:pPr>
+            <w:r>
+              <w:rPr>
+                <w:rFonts w:ascii="Times New Roman" w:hAnsi="Times New Roman" w:cs="Times New Roman"/>
+                <w:sz w:val="30"/>
+                <w:szCs w:val="30"/>
+              </w:rPr>
+              <w:t>SW5</w:t>
+            </w:r>
           </w:p>
         </w:tc>
         <w:tc>
           <w:tcPr>
-            <w:tcW w:w="2766" w:type="dxa"/>
+            <w:tcW w:w="3147" w:type="dxa"/>
             <w:tcBorders>
               <w:right w:val="single" w:sz="4" w:space="0" w:color="auto"/>
             </w:tcBorders>
@@ -6082,11 +6382,35 @@
                 <w:szCs w:val="30"/>
               </w:rPr>
             </w:pPr>
+            <w:r>
+              <w:rPr>
+                <w:rFonts w:ascii="Times New Roman" w:hAnsi="Times New Roman" w:cs="Times New Roman"/>
+                <w:sz w:val="30"/>
+                <w:szCs w:val="30"/>
+              </w:rPr>
+              <w:t xml:space="preserve">Chân </w:t>
+            </w:r>
+            <w:r>
+              <w:rPr>
+                <w:rFonts w:ascii="Times New Roman" w:hAnsi="Times New Roman" w:cs="Times New Roman"/>
+                <w:sz w:val="30"/>
+                <w:szCs w:val="30"/>
+              </w:rPr>
+              <w:t>2</w:t>
+            </w:r>
+            <w:r>
+              <w:rPr>
+                <w:rFonts w:ascii="Times New Roman" w:hAnsi="Times New Roman" w:cs="Times New Roman"/>
+                <w:sz w:val="30"/>
+                <w:szCs w:val="30"/>
+              </w:rPr>
+              <w:t xml:space="preserve"> của IC 74151</w:t>
+            </w:r>
           </w:p>
         </w:tc>
         <w:tc>
           <w:tcPr>
-            <w:tcW w:w="741" w:type="dxa"/>
+            <w:tcW w:w="360" w:type="dxa"/>
             <w:tcBorders>
               <w:top w:val="nil"/>
               <w:left w:val="single" w:sz="4" w:space="0" w:color="auto"/>
@@ -6157,11 +6481,19 @@
                 <w:szCs w:val="30"/>
               </w:rPr>
             </w:pPr>
+            <w:r>
+              <w:rPr>
+                <w:rFonts w:ascii="Times New Roman" w:hAnsi="Times New Roman" w:cs="Times New Roman"/>
+                <w:sz w:val="30"/>
+                <w:szCs w:val="30"/>
+              </w:rPr>
+              <w:t>SW6</w:t>
+            </w:r>
           </w:p>
         </w:tc>
         <w:tc>
           <w:tcPr>
-            <w:tcW w:w="2766" w:type="dxa"/>
+            <w:tcW w:w="3147" w:type="dxa"/>
             <w:tcBorders>
               <w:right w:val="single" w:sz="4" w:space="0" w:color="auto"/>
             </w:tcBorders>
@@ -6179,11 +6511,19 @@
                 <w:szCs w:val="30"/>
               </w:rPr>
             </w:pPr>
+            <w:r>
+              <w:rPr>
+                <w:rFonts w:ascii="Times New Roman" w:hAnsi="Times New Roman" w:cs="Times New Roman"/>
+                <w:sz w:val="30"/>
+                <w:szCs w:val="30"/>
+              </w:rPr>
+              <w:t>Chân 1 của IC 74151</w:t>
+            </w:r>
           </w:p>
         </w:tc>
         <w:tc>
           <w:tcPr>
-            <w:tcW w:w="741" w:type="dxa"/>
+            <w:tcW w:w="360" w:type="dxa"/>
             <w:tcBorders>
               <w:top w:val="nil"/>
               <w:left w:val="single" w:sz="4" w:space="0" w:color="auto"/>
@@ -6262,11 +6602,19 @@
                 <w:szCs w:val="30"/>
               </w:rPr>
             </w:pPr>
+            <w:r>
+              <w:rPr>
+                <w:rFonts w:ascii="Times New Roman" w:hAnsi="Times New Roman" w:cs="Times New Roman"/>
+                <w:sz w:val="30"/>
+                <w:szCs w:val="30"/>
+              </w:rPr>
+              <w:t>SW7</w:t>
+            </w:r>
           </w:p>
         </w:tc>
         <w:tc>
           <w:tcPr>
-            <w:tcW w:w="2766" w:type="dxa"/>
+            <w:tcW w:w="3147" w:type="dxa"/>
             <w:tcBorders>
               <w:right w:val="single" w:sz="4" w:space="0" w:color="auto"/>
             </w:tcBorders>
@@ -6284,11 +6632,19 @@
                 <w:szCs w:val="30"/>
               </w:rPr>
             </w:pPr>
+            <w:r>
+              <w:rPr>
+                <w:rFonts w:ascii="Times New Roman" w:hAnsi="Times New Roman" w:cs="Times New Roman"/>
+                <w:sz w:val="30"/>
+                <w:szCs w:val="30"/>
+              </w:rPr>
+              <w:t>Chân 15 của IC 74151</w:t>
+            </w:r>
           </w:p>
         </w:tc>
         <w:tc>
           <w:tcPr>
-            <w:tcW w:w="741" w:type="dxa"/>
+            <w:tcW w:w="360" w:type="dxa"/>
             <w:tcBorders>
               <w:top w:val="nil"/>
               <w:left w:val="single" w:sz="4" w:space="0" w:color="auto"/>
@@ -6367,11 +6723,19 @@
                 <w:szCs w:val="30"/>
               </w:rPr>
             </w:pPr>
+            <w:r>
+              <w:rPr>
+                <w:rFonts w:ascii="Times New Roman" w:hAnsi="Times New Roman" w:cs="Times New Roman"/>
+                <w:sz w:val="30"/>
+                <w:szCs w:val="30"/>
+              </w:rPr>
+              <w:t>Chân 5 của IC 74151</w:t>
+            </w:r>
           </w:p>
         </w:tc>
         <w:tc>
           <w:tcPr>
-            <w:tcW w:w="2766" w:type="dxa"/>
+            <w:tcW w:w="3147" w:type="dxa"/>
             <w:tcBorders>
               <w:right w:val="single" w:sz="4" w:space="0" w:color="auto"/>
             </w:tcBorders>
@@ -6389,11 +6753,19 @@
                 <w:szCs w:val="30"/>
               </w:rPr>
             </w:pPr>
+            <w:r>
+              <w:rPr>
+                <w:rFonts w:ascii="Times New Roman" w:hAnsi="Times New Roman" w:cs="Times New Roman"/>
+                <w:sz w:val="30"/>
+                <w:szCs w:val="30"/>
+              </w:rPr>
+              <w:t>LED0 (Output)</w:t>
+            </w:r>
           </w:p>
         </w:tc>
         <w:tc>
           <w:tcPr>
-            <w:tcW w:w="741" w:type="dxa"/>
+            <w:tcW w:w="360" w:type="dxa"/>
             <w:tcBorders>
               <w:top w:val="nil"/>
               <w:left w:val="single" w:sz="4" w:space="0" w:color="auto"/>
@@ -6416,427 +6788,6 @@
           </w:p>
         </w:tc>
       </w:tr>
-      <w:tr>
-        <w:trPr>
-          <w:jc w:val="right"/>
-        </w:trPr>
-        <w:tc>
-          <w:tcPr>
-            <w:tcW w:w="1192" w:type="dxa"/>
-            <w:vAlign w:val="center"/>
-          </w:tcPr>
-          <w:p>
-            <w:pPr>
-              <w:pStyle w:val="ListParagraph"/>
-              <w:spacing w:before="0" w:after="0" w:line="276" w:lineRule="auto"/>
-              <w:ind w:left="0"/>
-              <w:jc w:val="center"/>
-              <w:rPr>
-                <w:rFonts w:ascii="Times New Roman" w:hAnsi="Times New Roman" w:cs="Times New Roman"/>
-                <w:sz w:val="30"/>
-                <w:szCs w:val="30"/>
-              </w:rPr>
-            </w:pPr>
-            <w:r>
-              <w:rPr>
-                <w:rFonts w:ascii="Times New Roman" w:hAnsi="Times New Roman" w:cs="Times New Roman"/>
-                <w:sz w:val="30"/>
-                <w:szCs w:val="30"/>
-              </w:rPr>
-              <w:lastRenderedPageBreak/>
-              <w:t>1</w:t>
-            </w:r>
-            <w:r>
-              <w:rPr>
-                <w:rFonts w:ascii="Times New Roman" w:hAnsi="Times New Roman" w:cs="Times New Roman"/>
-                <w:sz w:val="30"/>
-                <w:szCs w:val="30"/>
-              </w:rPr>
-              <w:t>2</w:t>
-            </w:r>
-          </w:p>
-        </w:tc>
-        <w:tc>
-          <w:tcPr>
-            <w:tcW w:w="2766" w:type="dxa"/>
-            <w:vAlign w:val="center"/>
-          </w:tcPr>
-          <w:p>
-            <w:pPr>
-              <w:pStyle w:val="ListParagraph"/>
-              <w:spacing w:before="0" w:after="0" w:line="276" w:lineRule="auto"/>
-              <w:ind w:left="0"/>
-              <w:jc w:val="center"/>
-              <w:rPr>
-                <w:rFonts w:ascii="Times New Roman" w:hAnsi="Times New Roman" w:cs="Times New Roman"/>
-                <w:sz w:val="30"/>
-                <w:szCs w:val="30"/>
-              </w:rPr>
-            </w:pPr>
-          </w:p>
-        </w:tc>
-        <w:tc>
-          <w:tcPr>
-            <w:tcW w:w="2766" w:type="dxa"/>
-            <w:tcBorders>
-              <w:right w:val="single" w:sz="4" w:space="0" w:color="auto"/>
-            </w:tcBorders>
-            <w:vAlign w:val="center"/>
-          </w:tcPr>
-          <w:p>
-            <w:pPr>
-              <w:pStyle w:val="ListParagraph"/>
-              <w:spacing w:before="0" w:after="0" w:line="276" w:lineRule="auto"/>
-              <w:ind w:left="0"/>
-              <w:jc w:val="center"/>
-              <w:rPr>
-                <w:rFonts w:ascii="Times New Roman" w:hAnsi="Times New Roman" w:cs="Times New Roman"/>
-                <w:sz w:val="30"/>
-                <w:szCs w:val="30"/>
-              </w:rPr>
-            </w:pPr>
-          </w:p>
-        </w:tc>
-        <w:tc>
-          <w:tcPr>
-            <w:tcW w:w="741" w:type="dxa"/>
-            <w:tcBorders>
-              <w:top w:val="nil"/>
-              <w:left w:val="single" w:sz="4" w:space="0" w:color="auto"/>
-              <w:bottom w:val="nil"/>
-              <w:right w:val="nil"/>
-            </w:tcBorders>
-          </w:tcPr>
-          <w:p>
-            <w:pPr>
-              <w:pStyle w:val="ListParagraph"/>
-              <w:spacing w:line="276" w:lineRule="auto"/>
-              <w:ind w:left="0"/>
-              <w:jc w:val="center"/>
-              <w:rPr>
-                <w:rFonts w:ascii="Times New Roman" w:hAnsi="Times New Roman" w:cs="Times New Roman"/>
-                <w:sz w:val="30"/>
-                <w:szCs w:val="30"/>
-              </w:rPr>
-            </w:pPr>
-          </w:p>
-        </w:tc>
-      </w:tr>
-      <w:tr>
-        <w:trPr>
-          <w:jc w:val="right"/>
-        </w:trPr>
-        <w:tc>
-          <w:tcPr>
-            <w:tcW w:w="1192" w:type="dxa"/>
-            <w:vAlign w:val="center"/>
-          </w:tcPr>
-          <w:p>
-            <w:pPr>
-              <w:pStyle w:val="ListParagraph"/>
-              <w:spacing w:before="0" w:after="0" w:line="276" w:lineRule="auto"/>
-              <w:ind w:left="0"/>
-              <w:jc w:val="center"/>
-              <w:rPr>
-                <w:rFonts w:ascii="Times New Roman" w:hAnsi="Times New Roman" w:cs="Times New Roman"/>
-                <w:sz w:val="30"/>
-                <w:szCs w:val="30"/>
-              </w:rPr>
-            </w:pPr>
-            <w:r>
-              <w:rPr>
-                <w:rFonts w:ascii="Times New Roman" w:hAnsi="Times New Roman" w:cs="Times New Roman"/>
-                <w:sz w:val="30"/>
-                <w:szCs w:val="30"/>
-              </w:rPr>
-              <w:t>1</w:t>
-            </w:r>
-            <w:r>
-              <w:rPr>
-                <w:rFonts w:ascii="Times New Roman" w:hAnsi="Times New Roman" w:cs="Times New Roman"/>
-                <w:sz w:val="30"/>
-                <w:szCs w:val="30"/>
-              </w:rPr>
-              <w:t>3</w:t>
-            </w:r>
-          </w:p>
-        </w:tc>
-        <w:tc>
-          <w:tcPr>
-            <w:tcW w:w="2766" w:type="dxa"/>
-            <w:vAlign w:val="center"/>
-          </w:tcPr>
-          <w:p>
-            <w:pPr>
-              <w:pStyle w:val="ListParagraph"/>
-              <w:spacing w:before="0" w:after="0" w:line="276" w:lineRule="auto"/>
-              <w:ind w:left="0"/>
-              <w:jc w:val="center"/>
-              <w:rPr>
-                <w:rFonts w:ascii="Times New Roman" w:hAnsi="Times New Roman" w:cs="Times New Roman"/>
-                <w:sz w:val="30"/>
-                <w:szCs w:val="30"/>
-              </w:rPr>
-            </w:pPr>
-          </w:p>
-        </w:tc>
-        <w:tc>
-          <w:tcPr>
-            <w:tcW w:w="2766" w:type="dxa"/>
-            <w:tcBorders>
-              <w:right w:val="single" w:sz="4" w:space="0" w:color="auto"/>
-            </w:tcBorders>
-            <w:vAlign w:val="center"/>
-          </w:tcPr>
-          <w:p>
-            <w:pPr>
-              <w:pStyle w:val="ListParagraph"/>
-              <w:spacing w:before="0" w:after="0" w:line="276" w:lineRule="auto"/>
-              <w:ind w:left="0"/>
-              <w:jc w:val="center"/>
-              <w:rPr>
-                <w:rFonts w:ascii="Times New Roman" w:hAnsi="Times New Roman" w:cs="Times New Roman"/>
-                <w:sz w:val="30"/>
-                <w:szCs w:val="30"/>
-              </w:rPr>
-            </w:pPr>
-          </w:p>
-        </w:tc>
-        <w:tc>
-          <w:tcPr>
-            <w:tcW w:w="741" w:type="dxa"/>
-            <w:tcBorders>
-              <w:top w:val="nil"/>
-              <w:left w:val="single" w:sz="4" w:space="0" w:color="auto"/>
-              <w:bottom w:val="nil"/>
-              <w:right w:val="nil"/>
-            </w:tcBorders>
-          </w:tcPr>
-          <w:p>
-            <w:pPr>
-              <w:pStyle w:val="ListParagraph"/>
-              <w:spacing w:line="276" w:lineRule="auto"/>
-              <w:ind w:left="0"/>
-              <w:jc w:val="center"/>
-              <w:rPr>
-                <w:rFonts w:ascii="Times New Roman" w:hAnsi="Times New Roman" w:cs="Times New Roman"/>
-                <w:sz w:val="30"/>
-                <w:szCs w:val="30"/>
-              </w:rPr>
-            </w:pPr>
-          </w:p>
-        </w:tc>
-      </w:tr>
-      <w:tr>
-        <w:trPr>
-          <w:jc w:val="right"/>
-        </w:trPr>
-        <w:tc>
-          <w:tcPr>
-            <w:tcW w:w="1192" w:type="dxa"/>
-            <w:vAlign w:val="center"/>
-          </w:tcPr>
-          <w:p>
-            <w:pPr>
-              <w:pStyle w:val="ListParagraph"/>
-              <w:spacing w:before="0" w:after="0" w:line="276" w:lineRule="auto"/>
-              <w:ind w:left="0"/>
-              <w:jc w:val="center"/>
-              <w:rPr>
-                <w:rFonts w:ascii="Times New Roman" w:hAnsi="Times New Roman" w:cs="Times New Roman"/>
-                <w:sz w:val="30"/>
-                <w:szCs w:val="30"/>
-              </w:rPr>
-            </w:pPr>
-            <w:r>
-              <w:rPr>
-                <w:rFonts w:ascii="Times New Roman" w:hAnsi="Times New Roman" w:cs="Times New Roman"/>
-                <w:sz w:val="30"/>
-                <w:szCs w:val="30"/>
-              </w:rPr>
-              <w:t>1</w:t>
-            </w:r>
-            <w:r>
-              <w:rPr>
-                <w:rFonts w:ascii="Times New Roman" w:hAnsi="Times New Roman" w:cs="Times New Roman"/>
-                <w:sz w:val="30"/>
-                <w:szCs w:val="30"/>
-              </w:rPr>
-              <w:t>4</w:t>
-            </w:r>
-          </w:p>
-        </w:tc>
-        <w:tc>
-          <w:tcPr>
-            <w:tcW w:w="2766" w:type="dxa"/>
-            <w:vAlign w:val="center"/>
-          </w:tcPr>
-          <w:p>
-            <w:pPr>
-              <w:pStyle w:val="ListParagraph"/>
-              <w:spacing w:before="0" w:after="0" w:line="276" w:lineRule="auto"/>
-              <w:ind w:left="0"/>
-              <w:jc w:val="center"/>
-              <w:rPr>
-                <w:rFonts w:ascii="Times New Roman" w:hAnsi="Times New Roman" w:cs="Times New Roman"/>
-                <w:sz w:val="30"/>
-                <w:szCs w:val="30"/>
-              </w:rPr>
-            </w:pPr>
-          </w:p>
-        </w:tc>
-        <w:tc>
-          <w:tcPr>
-            <w:tcW w:w="2766" w:type="dxa"/>
-            <w:tcBorders>
-              <w:right w:val="single" w:sz="4" w:space="0" w:color="auto"/>
-            </w:tcBorders>
-            <w:vAlign w:val="center"/>
-          </w:tcPr>
-          <w:p>
-            <w:pPr>
-              <w:pStyle w:val="ListParagraph"/>
-              <w:spacing w:before="0" w:after="0" w:line="276" w:lineRule="auto"/>
-              <w:ind w:left="0"/>
-              <w:jc w:val="center"/>
-              <w:rPr>
-                <w:rFonts w:ascii="Times New Roman" w:hAnsi="Times New Roman" w:cs="Times New Roman"/>
-                <w:sz w:val="30"/>
-                <w:szCs w:val="30"/>
-              </w:rPr>
-            </w:pPr>
-          </w:p>
-        </w:tc>
-        <w:tc>
-          <w:tcPr>
-            <w:tcW w:w="741" w:type="dxa"/>
-            <w:tcBorders>
-              <w:top w:val="nil"/>
-              <w:left w:val="single" w:sz="4" w:space="0" w:color="auto"/>
-              <w:bottom w:val="nil"/>
-              <w:right w:val="nil"/>
-            </w:tcBorders>
-          </w:tcPr>
-          <w:p>
-            <w:pPr>
-              <w:pStyle w:val="ListParagraph"/>
-              <w:spacing w:line="276" w:lineRule="auto"/>
-              <w:ind w:left="0"/>
-              <w:jc w:val="center"/>
-              <w:rPr>
-                <w:rFonts w:ascii="Times New Roman" w:hAnsi="Times New Roman" w:cs="Times New Roman"/>
-                <w:sz w:val="30"/>
-                <w:szCs w:val="30"/>
-              </w:rPr>
-            </w:pPr>
-          </w:p>
-        </w:tc>
-      </w:tr>
-      <w:tr>
-        <w:trPr>
-          <w:jc w:val="right"/>
-        </w:trPr>
-        <w:tc>
-          <w:tcPr>
-            <w:tcW w:w="1192" w:type="dxa"/>
-            <w:vAlign w:val="center"/>
-          </w:tcPr>
-          <w:p>
-            <w:pPr>
-              <w:pStyle w:val="ListParagraph"/>
-              <w:spacing w:before="0" w:after="0" w:line="276" w:lineRule="auto"/>
-              <w:ind w:left="0"/>
-              <w:jc w:val="center"/>
-              <w:rPr>
-                <w:rFonts w:ascii="Times New Roman" w:hAnsi="Times New Roman" w:cs="Times New Roman"/>
-                <w:sz w:val="30"/>
-                <w:szCs w:val="30"/>
-              </w:rPr>
-            </w:pPr>
-            <w:r>
-              <w:rPr>
-                <w:rFonts w:ascii="Times New Roman" w:hAnsi="Times New Roman" w:cs="Times New Roman"/>
-                <w:sz w:val="30"/>
-                <w:szCs w:val="30"/>
-              </w:rPr>
-              <w:t>1</w:t>
-            </w:r>
-            <w:r>
-              <w:rPr>
-                <w:rFonts w:ascii="Times New Roman" w:hAnsi="Times New Roman" w:cs="Times New Roman"/>
-                <w:sz w:val="30"/>
-                <w:szCs w:val="30"/>
-              </w:rPr>
-              <w:t>5</w:t>
-            </w:r>
-          </w:p>
-        </w:tc>
-        <w:tc>
-          <w:tcPr>
-            <w:tcW w:w="2766" w:type="dxa"/>
-            <w:vAlign w:val="center"/>
-          </w:tcPr>
-          <w:p>
-            <w:pPr>
-              <w:pStyle w:val="ListParagraph"/>
-              <w:spacing w:before="0" w:after="0" w:line="276" w:lineRule="auto"/>
-              <w:ind w:left="0"/>
-              <w:jc w:val="center"/>
-              <w:rPr>
-                <w:rFonts w:ascii="Times New Roman" w:hAnsi="Times New Roman" w:cs="Times New Roman"/>
-                <w:sz w:val="30"/>
-                <w:szCs w:val="30"/>
-              </w:rPr>
-            </w:pPr>
-          </w:p>
-        </w:tc>
-        <w:tc>
-          <w:tcPr>
-            <w:tcW w:w="2766" w:type="dxa"/>
-            <w:tcBorders>
-              <w:right w:val="single" w:sz="4" w:space="0" w:color="auto"/>
-            </w:tcBorders>
-            <w:vAlign w:val="center"/>
-          </w:tcPr>
-          <w:p>
-            <w:pPr>
-              <w:pStyle w:val="ListParagraph"/>
-              <w:spacing w:before="0" w:after="0" w:line="276" w:lineRule="auto"/>
-              <w:ind w:left="0"/>
-              <w:jc w:val="center"/>
-              <w:rPr>
-                <w:rFonts w:ascii="Times New Roman" w:hAnsi="Times New Roman" w:cs="Times New Roman"/>
-                <w:sz w:val="30"/>
-                <w:szCs w:val="30"/>
-              </w:rPr>
-            </w:pPr>
-          </w:p>
-        </w:tc>
-        <w:tc>
-          <w:tcPr>
-            <w:tcW w:w="741" w:type="dxa"/>
-            <w:tcBorders>
-              <w:top w:val="nil"/>
-              <w:left w:val="single" w:sz="4" w:space="0" w:color="auto"/>
-              <w:bottom w:val="nil"/>
-              <w:right w:val="nil"/>
-            </w:tcBorders>
-          </w:tcPr>
-          <w:p>
-            <w:pPr>
-              <w:pStyle w:val="ListParagraph"/>
-              <w:spacing w:line="276" w:lineRule="auto"/>
-              <w:ind w:left="0"/>
-              <w:jc w:val="center"/>
-              <w:rPr>
-                <w:rFonts w:ascii="Times New Roman" w:hAnsi="Times New Roman" w:cs="Times New Roman"/>
-                <w:sz w:val="30"/>
-                <w:szCs w:val="30"/>
-              </w:rPr>
-            </w:pPr>
-          </w:p>
-        </w:tc>
-      </w:tr>
     </w:tbl>
     <w:p>
       <w:pPr>
@@ -6969,6 +6920,7 @@
           <w:sz w:val="30"/>
           <w:szCs w:val="30"/>
         </w:rPr>
+        <w:lastRenderedPageBreak/>
         <w:drawing>
           <wp:inline distT="0" distB="0" distL="0" distR="0" wp14:anchorId="5203B055" wp14:editId="46A63CEA">
             <wp:extent cx="3158067" cy="3158067"/>
@@ -7071,6 +7023,122 @@
           <w:szCs w:val="30"/>
         </w:rPr>
       </w:pPr>
+    </w:p>
+    <w:p>
+      <w:pPr>
+        <w:pStyle w:val="ListParagraph"/>
+        <w:numPr>
+          <w:ilvl w:val="0"/>
+          <w:numId w:val="39"/>
+        </w:numPr>
+        <w:spacing w:line="360" w:lineRule="auto"/>
+        <w:jc w:val="left"/>
+        <w:rPr>
+          <w:rFonts w:ascii="Times New Roman" w:hAnsi="Times New Roman" w:cs="Times New Roman"/>
+          <w:b/>
+          <w:bCs/>
+          <w:sz w:val="34"/>
+          <w:szCs w:val="34"/>
+        </w:rPr>
+      </w:pPr>
+      <w:r>
+        <w:rPr>
+          <w:rFonts w:ascii="Times New Roman" w:hAnsi="Times New Roman" w:cs="Times New Roman"/>
+          <w:b/>
+          <w:bCs/>
+          <w:sz w:val="34"/>
+          <w:szCs w:val="34"/>
+        </w:rPr>
+        <w:t>Cách hoạt động của IC 74138</w:t>
+      </w:r>
+    </w:p>
+    <w:p>
+      <w:pPr>
+        <w:pStyle w:val="ListParagraph"/>
+        <w:numPr>
+          <w:ilvl w:val="0"/>
+          <w:numId w:val="47"/>
+        </w:numPr>
+        <w:spacing w:line="360" w:lineRule="auto"/>
+        <w:jc w:val="left"/>
+        <w:rPr>
+          <w:rFonts w:ascii="Times New Roman" w:hAnsi="Times New Roman" w:cs="Times New Roman"/>
+          <w:sz w:val="30"/>
+          <w:szCs w:val="30"/>
+        </w:rPr>
+      </w:pPr>
+      <w:r>
+        <w:rPr>
+          <w:rFonts w:ascii="Times New Roman" w:hAnsi="Times New Roman" w:cs="Times New Roman"/>
+          <w:sz w:val="30"/>
+          <w:szCs w:val="30"/>
+        </w:rPr>
+        <w:t>IC 74138 là một mạch giải mã 3 đến 8, tức là từ 3 kênh ngõ vào (Input), nó sẽ xuất ra 8 kênh ngõ ra (Output).</w:t>
+      </w:r>
+    </w:p>
+    <w:p>
+      <w:pPr>
+        <w:pStyle w:val="ListParagraph"/>
+        <w:numPr>
+          <w:ilvl w:val="0"/>
+          <w:numId w:val="47"/>
+        </w:numPr>
+        <w:spacing w:line="360" w:lineRule="auto"/>
+        <w:jc w:val="left"/>
+        <w:rPr>
+          <w:rFonts w:ascii="Times New Roman" w:hAnsi="Times New Roman" w:cs="Times New Roman"/>
+          <w:sz w:val="30"/>
+          <w:szCs w:val="30"/>
+        </w:rPr>
+      </w:pPr>
+      <w:r>
+        <w:rPr>
+          <w:rFonts w:ascii="Times New Roman" w:hAnsi="Times New Roman" w:cs="Times New Roman"/>
+          <w:sz w:val="30"/>
+          <w:szCs w:val="30"/>
+        </w:rPr>
+        <w:t xml:space="preserve">Một </w:t>
+      </w:r>
+      <w:r>
+        <w:rPr>
+          <w:rFonts w:ascii="Times New Roman" w:hAnsi="Times New Roman" w:cs="Times New Roman"/>
+          <w:sz w:val="30"/>
+          <w:szCs w:val="30"/>
+        </w:rPr>
+        <w:t>kênh ngõ ra</w:t>
+      </w:r>
+      <w:r>
+        <w:rPr>
+          <w:rFonts w:ascii="Times New Roman" w:hAnsi="Times New Roman" w:cs="Times New Roman"/>
+          <w:sz w:val="30"/>
+          <w:szCs w:val="30"/>
+        </w:rPr>
+        <w:t xml:space="preserve"> sẽ tích cực mức cao chỉ khi giá trị nhị phân của các chân Select đổi ra giá trị nguyên bằng số thứ tự của kênh ngõ ra đó. Còn không thì nó sẽ tích cực mức thấp.</w:t>
+      </w:r>
+    </w:p>
+    <w:p>
+      <w:pPr>
+        <w:pStyle w:val="ListParagraph"/>
+        <w:numPr>
+          <w:ilvl w:val="0"/>
+          <w:numId w:val="47"/>
+        </w:numPr>
+        <w:spacing w:line="360" w:lineRule="auto"/>
+        <w:jc w:val="left"/>
+        <w:rPr>
+          <w:rFonts w:ascii="Times New Roman" w:hAnsi="Times New Roman" w:cs="Times New Roman"/>
+          <w:sz w:val="30"/>
+          <w:szCs w:val="30"/>
+        </w:rPr>
+      </w:pPr>
+      <w:r>
+        <w:rPr>
+          <w:rFonts w:ascii="Times New Roman" w:hAnsi="Times New Roman" w:cs="Times New Roman"/>
+          <w:sz w:val="30"/>
+          <w:szCs w:val="30"/>
+        </w:rPr>
+        <w:t>Ngoài ra còn có các chân Enable để chúng ta vô hiệu hóa hoặc kích hoạt tính năng giải mã của IC.</w:t>
+      </w:r>
     </w:p>
     <w:p>
       <w:pPr>
@@ -7459,6 +7527,62 @@
           <w:szCs w:val="30"/>
         </w:rPr>
       </w:pPr>
+    </w:p>
+    <w:p>
+      <w:pPr>
+        <w:pStyle w:val="ListParagraph"/>
+        <w:numPr>
+          <w:ilvl w:val="0"/>
+          <w:numId w:val="46"/>
+        </w:numPr>
+        <w:spacing w:line="276" w:lineRule="auto"/>
+        <w:jc w:val="left"/>
+        <w:rPr>
+          <w:rFonts w:ascii="Times New Roman" w:hAnsi="Times New Roman" w:cs="Times New Roman"/>
+          <w:b/>
+          <w:bCs/>
+          <w:sz w:val="34"/>
+          <w:szCs w:val="34"/>
+        </w:rPr>
+      </w:pPr>
+      <w:r>
+        <w:rPr>
+          <w:rFonts w:ascii="Times New Roman" w:hAnsi="Times New Roman" w:cs="Times New Roman"/>
+          <w:b/>
+          <w:bCs/>
+          <w:sz w:val="34"/>
+          <w:szCs w:val="34"/>
+        </w:rPr>
+        <w:t>Cách hoạt động của IC 7485</w:t>
+      </w:r>
+    </w:p>
+    <w:p>
+      <w:pPr>
+        <w:pStyle w:val="ListParagraph"/>
+        <w:spacing w:line="276" w:lineRule="auto"/>
+        <w:jc w:val="left"/>
+        <w:rPr>
+          <w:rFonts w:ascii="Times New Roman" w:hAnsi="Times New Roman" w:cs="Times New Roman"/>
+          <w:sz w:val="30"/>
+          <w:szCs w:val="30"/>
+        </w:rPr>
+      </w:pPr>
+      <w:r>
+        <w:rPr>
+          <w:rFonts w:ascii="Times New Roman" w:hAnsi="Times New Roman" w:cs="Times New Roman"/>
+          <w:sz w:val="30"/>
+          <w:szCs w:val="30"/>
+        </w:rPr>
+        <w:t xml:space="preserve">IC 7485 là một mạch so sánh độ lớn của 2 số 4 Bit, </w:t>
+      </w:r>
+      <w:r>
+        <w:rPr>
+          <w:rFonts w:ascii="Times New Roman" w:hAnsi="Times New Roman" w:cs="Times New Roman"/>
+          <w:sz w:val="30"/>
+          <w:szCs w:val="30"/>
+        </w:rPr>
+        <w:t>ngoài ra chúng ta còn có thể mở rộng phạm vi so sánh từ 4 Bit sang 8 Bit, 12 Bit, … bằng cách mắc nối tiếp nhiều IC 7485 với nhau thông qua các chân Cascade Inputs.</w:t>
+      </w:r>
     </w:p>
     <w:p>
       <w:pPr>
@@ -10965,6 +11089,119 @@
     </w:lvl>
   </w:abstractNum>
   <w:abstractNum w:abstractNumId="29" w15:restartNumberingAfterBreak="0">
+    <w:nsid w:val="45336ED1"/>
+    <w:multiLevelType w:val="hybridMultilevel"/>
+    <w:tmpl w:val="B8E6DD1A"/>
+    <w:lvl w:ilvl="0" w:tplc="59EE5762">
+      <w:start w:val="3"/>
+      <w:numFmt w:val="bullet"/>
+      <w:lvlText w:val="-"/>
+      <w:lvlJc w:val="left"/>
+      <w:pPr>
+        <w:ind w:left="1080" w:hanging="360"/>
+      </w:pPr>
+      <w:rPr>
+        <w:rFonts w:ascii="Times New Roman" w:eastAsia="Arial" w:hAnsi="Times New Roman" w:cs="Times New Roman" w:hint="default"/>
+      </w:rPr>
+    </w:lvl>
+    <w:lvl w:ilvl="1" w:tplc="04090003" w:tentative="1">
+      <w:start w:val="1"/>
+      <w:numFmt w:val="bullet"/>
+      <w:lvlText w:val="o"/>
+      <w:lvlJc w:val="left"/>
+      <w:pPr>
+        <w:ind w:left="1800" w:hanging="360"/>
+      </w:pPr>
+      <w:rPr>
+        <w:rFonts w:ascii="Courier New" w:hAnsi="Courier New" w:cs="Courier New" w:hint="default"/>
+      </w:rPr>
+    </w:lvl>
+    <w:lvl w:ilvl="2" w:tplc="04090005" w:tentative="1">
+      <w:start w:val="1"/>
+      <w:numFmt w:val="bullet"/>
+      <w:lvlText w:val=""/>
+      <w:lvlJc w:val="left"/>
+      <w:pPr>
+        <w:ind w:left="2520" w:hanging="360"/>
+      </w:pPr>
+      <w:rPr>
+        <w:rFonts w:ascii="Wingdings" w:hAnsi="Wingdings" w:hint="default"/>
+      </w:rPr>
+    </w:lvl>
+    <w:lvl w:ilvl="3" w:tplc="04090001" w:tentative="1">
+      <w:start w:val="1"/>
+      <w:numFmt w:val="bullet"/>
+      <w:lvlText w:val=""/>
+      <w:lvlJc w:val="left"/>
+      <w:pPr>
+        <w:ind w:left="3240" w:hanging="360"/>
+      </w:pPr>
+      <w:rPr>
+        <w:rFonts w:ascii="Symbol" w:hAnsi="Symbol" w:hint="default"/>
+      </w:rPr>
+    </w:lvl>
+    <w:lvl w:ilvl="4" w:tplc="04090003" w:tentative="1">
+      <w:start w:val="1"/>
+      <w:numFmt w:val="bullet"/>
+      <w:lvlText w:val="o"/>
+      <w:lvlJc w:val="left"/>
+      <w:pPr>
+        <w:ind w:left="3960" w:hanging="360"/>
+      </w:pPr>
+      <w:rPr>
+        <w:rFonts w:ascii="Courier New" w:hAnsi="Courier New" w:cs="Courier New" w:hint="default"/>
+      </w:rPr>
+    </w:lvl>
+    <w:lvl w:ilvl="5" w:tplc="04090005" w:tentative="1">
+      <w:start w:val="1"/>
+      <w:numFmt w:val="bullet"/>
+      <w:lvlText w:val=""/>
+      <w:lvlJc w:val="left"/>
+      <w:pPr>
+        <w:ind w:left="4680" w:hanging="360"/>
+      </w:pPr>
+      <w:rPr>
+        <w:rFonts w:ascii="Wingdings" w:hAnsi="Wingdings" w:hint="default"/>
+      </w:rPr>
+    </w:lvl>
+    <w:lvl w:ilvl="6" w:tplc="04090001" w:tentative="1">
+      <w:start w:val="1"/>
+      <w:numFmt w:val="bullet"/>
+      <w:lvlText w:val=""/>
+      <w:lvlJc w:val="left"/>
+      <w:pPr>
+        <w:ind w:left="5400" w:hanging="360"/>
+      </w:pPr>
+      <w:rPr>
+        <w:rFonts w:ascii="Symbol" w:hAnsi="Symbol" w:hint="default"/>
+      </w:rPr>
+    </w:lvl>
+    <w:lvl w:ilvl="7" w:tplc="04090003" w:tentative="1">
+      <w:start w:val="1"/>
+      <w:numFmt w:val="bullet"/>
+      <w:lvlText w:val="o"/>
+      <w:lvlJc w:val="left"/>
+      <w:pPr>
+        <w:ind w:left="6120" w:hanging="360"/>
+      </w:pPr>
+      <w:rPr>
+        <w:rFonts w:ascii="Courier New" w:hAnsi="Courier New" w:cs="Courier New" w:hint="default"/>
+      </w:rPr>
+    </w:lvl>
+    <w:lvl w:ilvl="8" w:tplc="04090005" w:tentative="1">
+      <w:start w:val="1"/>
+      <w:numFmt w:val="bullet"/>
+      <w:lvlText w:val=""/>
+      <w:lvlJc w:val="left"/>
+      <w:pPr>
+        <w:ind w:left="6840" w:hanging="360"/>
+      </w:pPr>
+      <w:rPr>
+        <w:rFonts w:ascii="Wingdings" w:hAnsi="Wingdings" w:hint="default"/>
+      </w:rPr>
+    </w:lvl>
+  </w:abstractNum>
+  <w:abstractNum w:abstractNumId="30" w15:restartNumberingAfterBreak="0">
     <w:nsid w:val="4BAE19B4"/>
     <w:multiLevelType w:val="hybridMultilevel"/>
     <w:tmpl w:val="C390EB10"/>
@@ -11053,7 +11290,7 @@
       </w:pPr>
     </w:lvl>
   </w:abstractNum>
-  <w:abstractNum w:abstractNumId="30" w15:restartNumberingAfterBreak="0">
+  <w:abstractNum w:abstractNumId="31" w15:restartNumberingAfterBreak="0">
     <w:nsid w:val="4D34058D"/>
     <w:multiLevelType w:val="multilevel"/>
     <w:tmpl w:val="1ACC71D0"/>
@@ -11173,7 +11410,7 @@
       </w:rPr>
     </w:lvl>
   </w:abstractNum>
-  <w:abstractNum w:abstractNumId="31" w15:restartNumberingAfterBreak="0">
+  <w:abstractNum w:abstractNumId="32" w15:restartNumberingAfterBreak="0">
     <w:nsid w:val="4DCC555D"/>
     <w:multiLevelType w:val="multilevel"/>
     <w:tmpl w:val="4BA20E90"/>
@@ -11286,7 +11523,7 @@
       </w:pPr>
     </w:lvl>
   </w:abstractNum>
-  <w:abstractNum w:abstractNumId="32" w15:restartNumberingAfterBreak="0">
+  <w:abstractNum w:abstractNumId="33" w15:restartNumberingAfterBreak="0">
     <w:nsid w:val="4FAB21C4"/>
     <w:multiLevelType w:val="hybridMultilevel"/>
     <w:tmpl w:val="EA6244D0"/>
@@ -11375,7 +11612,7 @@
       </w:pPr>
     </w:lvl>
   </w:abstractNum>
-  <w:abstractNum w:abstractNumId="33" w15:restartNumberingAfterBreak="0">
+  <w:abstractNum w:abstractNumId="34" w15:restartNumberingAfterBreak="0">
     <w:nsid w:val="522F15C8"/>
     <w:multiLevelType w:val="multilevel"/>
     <w:tmpl w:val="7B48F22A"/>
@@ -11496,7 +11733,7 @@
       </w:rPr>
     </w:lvl>
   </w:abstractNum>
-  <w:abstractNum w:abstractNumId="34" w15:restartNumberingAfterBreak="0">
+  <w:abstractNum w:abstractNumId="35" w15:restartNumberingAfterBreak="0">
     <w:nsid w:val="55EF0973"/>
     <w:multiLevelType w:val="multilevel"/>
     <w:tmpl w:val="F5DCBCC6"/>
@@ -11619,7 +11856,7 @@
       </w:rPr>
     </w:lvl>
   </w:abstractNum>
-  <w:abstractNum w:abstractNumId="35" w15:restartNumberingAfterBreak="0">
+  <w:abstractNum w:abstractNumId="36" w15:restartNumberingAfterBreak="0">
     <w:nsid w:val="5A856C33"/>
     <w:multiLevelType w:val="hybridMultilevel"/>
     <w:tmpl w:val="97D095B2"/>
@@ -11731,7 +11968,7 @@
       </w:rPr>
     </w:lvl>
   </w:abstractNum>
-  <w:abstractNum w:abstractNumId="36" w15:restartNumberingAfterBreak="0">
+  <w:abstractNum w:abstractNumId="37" w15:restartNumberingAfterBreak="0">
     <w:nsid w:val="5FB332A2"/>
     <w:multiLevelType w:val="multilevel"/>
     <w:tmpl w:val="71D2F97C"/>
@@ -11862,7 +12099,7 @@
       </w:rPr>
     </w:lvl>
   </w:abstractNum>
-  <w:abstractNum w:abstractNumId="37" w15:restartNumberingAfterBreak="0">
+  <w:abstractNum w:abstractNumId="38" w15:restartNumberingAfterBreak="0">
     <w:nsid w:val="627863DE"/>
     <w:multiLevelType w:val="multilevel"/>
     <w:tmpl w:val="560A1ACE"/>
@@ -11978,7 +12215,7 @@
       </w:rPr>
     </w:lvl>
   </w:abstractNum>
-  <w:abstractNum w:abstractNumId="38" w15:restartNumberingAfterBreak="0">
+  <w:abstractNum w:abstractNumId="39" w15:restartNumberingAfterBreak="0">
     <w:nsid w:val="65FA7934"/>
     <w:multiLevelType w:val="multilevel"/>
     <w:tmpl w:val="C6868D76"/>
@@ -12068,7 +12305,7 @@
       </w:pPr>
     </w:lvl>
   </w:abstractNum>
-  <w:abstractNum w:abstractNumId="39" w15:restartNumberingAfterBreak="0">
+  <w:abstractNum w:abstractNumId="40" w15:restartNumberingAfterBreak="0">
     <w:nsid w:val="671B5062"/>
     <w:multiLevelType w:val="multilevel"/>
     <w:tmpl w:val="F5DCBCC6"/>
@@ -12191,7 +12428,7 @@
       </w:rPr>
     </w:lvl>
   </w:abstractNum>
-  <w:abstractNum w:abstractNumId="40" w15:restartNumberingAfterBreak="0">
+  <w:abstractNum w:abstractNumId="41" w15:restartNumberingAfterBreak="0">
     <w:nsid w:val="69792686"/>
     <w:multiLevelType w:val="hybridMultilevel"/>
     <w:tmpl w:val="81EEE8DE"/>
@@ -12306,7 +12543,120 @@
       </w:rPr>
     </w:lvl>
   </w:abstractNum>
-  <w:abstractNum w:abstractNumId="41" w15:restartNumberingAfterBreak="0">
+  <w:abstractNum w:abstractNumId="42" w15:restartNumberingAfterBreak="0">
+    <w:nsid w:val="6E626AC8"/>
+    <w:multiLevelType w:val="hybridMultilevel"/>
+    <w:tmpl w:val="736C60DA"/>
+    <w:lvl w:ilvl="0" w:tplc="16BEEB24">
+      <w:start w:val="3"/>
+      <w:numFmt w:val="bullet"/>
+      <w:lvlText w:val="-"/>
+      <w:lvlJc w:val="left"/>
+      <w:pPr>
+        <w:ind w:left="1080" w:hanging="360"/>
+      </w:pPr>
+      <w:rPr>
+        <w:rFonts w:ascii="Times New Roman" w:eastAsia="Arial" w:hAnsi="Times New Roman" w:cs="Times New Roman" w:hint="default"/>
+      </w:rPr>
+    </w:lvl>
+    <w:lvl w:ilvl="1" w:tplc="04090003" w:tentative="1">
+      <w:start w:val="1"/>
+      <w:numFmt w:val="bullet"/>
+      <w:lvlText w:val="o"/>
+      <w:lvlJc w:val="left"/>
+      <w:pPr>
+        <w:ind w:left="1800" w:hanging="360"/>
+      </w:pPr>
+      <w:rPr>
+        <w:rFonts w:ascii="Courier New" w:hAnsi="Courier New" w:cs="Courier New" w:hint="default"/>
+      </w:rPr>
+    </w:lvl>
+    <w:lvl w:ilvl="2" w:tplc="04090005" w:tentative="1">
+      <w:start w:val="1"/>
+      <w:numFmt w:val="bullet"/>
+      <w:lvlText w:val=""/>
+      <w:lvlJc w:val="left"/>
+      <w:pPr>
+        <w:ind w:left="2520" w:hanging="360"/>
+      </w:pPr>
+      <w:rPr>
+        <w:rFonts w:ascii="Wingdings" w:hAnsi="Wingdings" w:hint="default"/>
+      </w:rPr>
+    </w:lvl>
+    <w:lvl w:ilvl="3" w:tplc="04090001" w:tentative="1">
+      <w:start w:val="1"/>
+      <w:numFmt w:val="bullet"/>
+      <w:lvlText w:val=""/>
+      <w:lvlJc w:val="left"/>
+      <w:pPr>
+        <w:ind w:left="3240" w:hanging="360"/>
+      </w:pPr>
+      <w:rPr>
+        <w:rFonts w:ascii="Symbol" w:hAnsi="Symbol" w:hint="default"/>
+      </w:rPr>
+    </w:lvl>
+    <w:lvl w:ilvl="4" w:tplc="04090003" w:tentative="1">
+      <w:start w:val="1"/>
+      <w:numFmt w:val="bullet"/>
+      <w:lvlText w:val="o"/>
+      <w:lvlJc w:val="left"/>
+      <w:pPr>
+        <w:ind w:left="3960" w:hanging="360"/>
+      </w:pPr>
+      <w:rPr>
+        <w:rFonts w:ascii="Courier New" w:hAnsi="Courier New" w:cs="Courier New" w:hint="default"/>
+      </w:rPr>
+    </w:lvl>
+    <w:lvl w:ilvl="5" w:tplc="04090005" w:tentative="1">
+      <w:start w:val="1"/>
+      <w:numFmt w:val="bullet"/>
+      <w:lvlText w:val=""/>
+      <w:lvlJc w:val="left"/>
+      <w:pPr>
+        <w:ind w:left="4680" w:hanging="360"/>
+      </w:pPr>
+      <w:rPr>
+        <w:rFonts w:ascii="Wingdings" w:hAnsi="Wingdings" w:hint="default"/>
+      </w:rPr>
+    </w:lvl>
+    <w:lvl w:ilvl="6" w:tplc="04090001" w:tentative="1">
+      <w:start w:val="1"/>
+      <w:numFmt w:val="bullet"/>
+      <w:lvlText w:val=""/>
+      <w:lvlJc w:val="left"/>
+      <w:pPr>
+        <w:ind w:left="5400" w:hanging="360"/>
+      </w:pPr>
+      <w:rPr>
+        <w:rFonts w:ascii="Symbol" w:hAnsi="Symbol" w:hint="default"/>
+      </w:rPr>
+    </w:lvl>
+    <w:lvl w:ilvl="7" w:tplc="04090003" w:tentative="1">
+      <w:start w:val="1"/>
+      <w:numFmt w:val="bullet"/>
+      <w:lvlText w:val="o"/>
+      <w:lvlJc w:val="left"/>
+      <w:pPr>
+        <w:ind w:left="6120" w:hanging="360"/>
+      </w:pPr>
+      <w:rPr>
+        <w:rFonts w:ascii="Courier New" w:hAnsi="Courier New" w:cs="Courier New" w:hint="default"/>
+      </w:rPr>
+    </w:lvl>
+    <w:lvl w:ilvl="8" w:tplc="04090005" w:tentative="1">
+      <w:start w:val="1"/>
+      <w:numFmt w:val="bullet"/>
+      <w:lvlText w:val=""/>
+      <w:lvlJc w:val="left"/>
+      <w:pPr>
+        <w:ind w:left="6840" w:hanging="360"/>
+      </w:pPr>
+      <w:rPr>
+        <w:rFonts w:ascii="Wingdings" w:hAnsi="Wingdings" w:hint="default"/>
+      </w:rPr>
+    </w:lvl>
+  </w:abstractNum>
+  <w:abstractNum w:abstractNumId="43" w15:restartNumberingAfterBreak="0">
     <w:nsid w:val="7014785B"/>
     <w:multiLevelType w:val="hybridMultilevel"/>
     <w:tmpl w:val="10981256"/>
@@ -12419,7 +12769,7 @@
       </w:rPr>
     </w:lvl>
   </w:abstractNum>
-  <w:abstractNum w:abstractNumId="42" w15:restartNumberingAfterBreak="0">
+  <w:abstractNum w:abstractNumId="44" w15:restartNumberingAfterBreak="0">
     <w:nsid w:val="722D08E0"/>
     <w:multiLevelType w:val="multilevel"/>
     <w:tmpl w:val="5D54B2C2"/>
@@ -12532,7 +12882,7 @@
       </w:pPr>
     </w:lvl>
   </w:abstractNum>
-  <w:abstractNum w:abstractNumId="43" w15:restartNumberingAfterBreak="0">
+  <w:abstractNum w:abstractNumId="45" w15:restartNumberingAfterBreak="0">
     <w:nsid w:val="75FF17CB"/>
     <w:multiLevelType w:val="multilevel"/>
     <w:tmpl w:val="CE5C25EE"/>
@@ -12654,7 +13004,7 @@
       </w:rPr>
     </w:lvl>
   </w:abstractNum>
-  <w:abstractNum w:abstractNumId="44" w15:restartNumberingAfterBreak="0">
+  <w:abstractNum w:abstractNumId="46" w15:restartNumberingAfterBreak="0">
     <w:nsid w:val="786C18F3"/>
     <w:multiLevelType w:val="multilevel"/>
     <w:tmpl w:val="60AC2A90"/>
@@ -12767,7 +13117,7 @@
       </w:rPr>
     </w:lvl>
   </w:abstractNum>
-  <w:abstractNum w:abstractNumId="45" w15:restartNumberingAfterBreak="0">
+  <w:abstractNum w:abstractNumId="47" w15:restartNumberingAfterBreak="0">
     <w:nsid w:val="7F1F2414"/>
     <w:multiLevelType w:val="multilevel"/>
     <w:tmpl w:val="21B8081A"/>
@@ -12887,7 +13237,7 @@
     <w:abstractNumId w:val="18"/>
   </w:num>
   <w:num w:numId="2" w16cid:durableId="169494071">
-    <w:abstractNumId w:val="31"/>
+    <w:abstractNumId w:val="32"/>
   </w:num>
   <w:num w:numId="3" w16cid:durableId="1735396152">
     <w:abstractNumId w:val="28"/>
@@ -12896,13 +13246,13 @@
     <w:abstractNumId w:val="13"/>
   </w:num>
   <w:num w:numId="5" w16cid:durableId="2105954592">
-    <w:abstractNumId w:val="35"/>
+    <w:abstractNumId w:val="36"/>
   </w:num>
   <w:num w:numId="6" w16cid:durableId="1020662862">
     <w:abstractNumId w:val="0"/>
   </w:num>
   <w:num w:numId="7" w16cid:durableId="1625652416">
-    <w:abstractNumId w:val="38"/>
+    <w:abstractNumId w:val="39"/>
   </w:num>
   <w:num w:numId="8" w16cid:durableId="589314858">
     <w:abstractNumId w:val="1"/>
@@ -12911,25 +13261,25 @@
     <w:abstractNumId w:val="6"/>
   </w:num>
   <w:num w:numId="10" w16cid:durableId="675040663">
-    <w:abstractNumId w:val="45"/>
+    <w:abstractNumId w:val="47"/>
   </w:num>
   <w:num w:numId="11" w16cid:durableId="1798795881">
-    <w:abstractNumId w:val="37"/>
+    <w:abstractNumId w:val="38"/>
   </w:num>
   <w:num w:numId="12" w16cid:durableId="2063091213">
-    <w:abstractNumId w:val="44"/>
+    <w:abstractNumId w:val="46"/>
   </w:num>
   <w:num w:numId="13" w16cid:durableId="312372429">
-    <w:abstractNumId w:val="34"/>
+    <w:abstractNumId w:val="35"/>
   </w:num>
   <w:num w:numId="14" w16cid:durableId="889801894">
     <w:abstractNumId w:val="3"/>
   </w:num>
   <w:num w:numId="15" w16cid:durableId="1472748466">
-    <w:abstractNumId w:val="30"/>
+    <w:abstractNumId w:val="31"/>
   </w:num>
   <w:num w:numId="16" w16cid:durableId="482744192">
-    <w:abstractNumId w:val="33"/>
+    <w:abstractNumId w:val="34"/>
   </w:num>
   <w:num w:numId="17" w16cid:durableId="997000637">
     <w:abstractNumId w:val="20"/>
@@ -12938,13 +13288,13 @@
     <w:abstractNumId w:val="19"/>
   </w:num>
   <w:num w:numId="19" w16cid:durableId="1774860562">
-    <w:abstractNumId w:val="43"/>
+    <w:abstractNumId w:val="45"/>
   </w:num>
   <w:num w:numId="20" w16cid:durableId="1618832772">
     <w:abstractNumId w:val="5"/>
   </w:num>
   <w:num w:numId="21" w16cid:durableId="711805461">
-    <w:abstractNumId w:val="41"/>
+    <w:abstractNumId w:val="43"/>
   </w:num>
   <w:num w:numId="22" w16cid:durableId="1245839844">
     <w:abstractNumId w:val="15"/>
@@ -12953,19 +13303,19 @@
     <w:abstractNumId w:val="10"/>
   </w:num>
   <w:num w:numId="24" w16cid:durableId="865558074">
-    <w:abstractNumId w:val="39"/>
+    <w:abstractNumId w:val="40"/>
   </w:num>
   <w:num w:numId="25" w16cid:durableId="1893692998">
-    <w:abstractNumId w:val="42"/>
+    <w:abstractNumId w:val="44"/>
   </w:num>
   <w:num w:numId="26" w16cid:durableId="1180894418">
     <w:abstractNumId w:val="26"/>
   </w:num>
   <w:num w:numId="27" w16cid:durableId="1026907652">
-    <w:abstractNumId w:val="29"/>
+    <w:abstractNumId w:val="30"/>
   </w:num>
   <w:num w:numId="28" w16cid:durableId="482283731">
-    <w:abstractNumId w:val="36"/>
+    <w:abstractNumId w:val="37"/>
   </w:num>
   <w:num w:numId="29" w16cid:durableId="596062040">
     <w:abstractNumId w:val="23"/>
@@ -13004,13 +13354,13 @@
     <w:abstractNumId w:val="24"/>
   </w:num>
   <w:num w:numId="41" w16cid:durableId="1446654198">
-    <w:abstractNumId w:val="32"/>
+    <w:abstractNumId w:val="33"/>
   </w:num>
   <w:num w:numId="42" w16cid:durableId="702831428">
     <w:abstractNumId w:val="2"/>
   </w:num>
   <w:num w:numId="43" w16cid:durableId="266233340">
-    <w:abstractNumId w:val="40"/>
+    <w:abstractNumId w:val="41"/>
   </w:num>
   <w:num w:numId="44" w16cid:durableId="2047023431">
     <w:abstractNumId w:val="22"/>
@@ -13020,6 +13370,12 @@
   </w:num>
   <w:num w:numId="46" w16cid:durableId="498276085">
     <w:abstractNumId w:val="9"/>
+  </w:num>
+  <w:num w:numId="47" w16cid:durableId="2049991794">
+    <w:abstractNumId w:val="29"/>
+  </w:num>
+  <w:num w:numId="48" w16cid:durableId="442304809">
+    <w:abstractNumId w:val="42"/>
   </w:num>
 </w:numbering>
 </file>
